--- a/docs/PACKS-AI-Budtender-In-House-Scope.docx
+++ b/docs/PACKS-AI-Budtender-In-House-Scope.docx
@@ -162,7 +162,7 @@
                 <w:color w:val="111111"/>
                 <w:sz w:val="17"/>
               </w:rPr>
-              <w:t>The reel's virtual budtender on packsclub.com, built and owned by PACKS instead of LumiLink.</w:t>
+              <w:t>A talking AI budtender on packsclub.com, built and owned by PACKS instead of LumiLink.</w:t>
             </w:r>
           </w:p>
         </w:tc>
@@ -223,7 +223,7 @@
                 <w:color w:val="111111"/>
                 <w:sz w:val="17"/>
               </w:rPr>
-              <w:t>PACKS's own ElevenLabs agent with a licensed avatar face, a Cloudflare Worker backend, and live per-store stock from AIQ Dispense.</w:t>
+              <w:t>PACKS's own ElevenLabs agent shown as a realistic AI-generated human, streamed live by an avatar provider. A Cloudflare Worker backend and live per-store stock from AIQ Dispense.</w:t>
             </w:r>
           </w:p>
         </w:tc>
@@ -508,7 +508,7 @@
           <w:color w:val="5A5A5A"/>
           <w:sz w:val="17"/>
         </w:rPr>
-        <w:t>One developer, Claude-assisted. Hours include build and testing. Reasons per row are in the appendix.</w:t>
+        <w:t>One developer, Claude-assisted. Hours include build and testing.</w:t>
       </w:r>
     </w:p>
     <w:tbl>
@@ -688,7 +688,7 @@
                 <w:color w:val="111111"/>
                 <w:sz w:val="17"/>
               </w:rPr>
-              <w:t>Avatar bake-off and custom avatar</w:t>
+              <w:t>Avatar provider bake-off and custom AI human</w:t>
             </w:r>
           </w:p>
         </w:tc>
@@ -1335,7 +1335,7 @@
                 <w:color w:val="111111"/>
                 <w:sz w:val="17"/>
               </w:rPr>
-              <w:t>48-69 (excludes vendor wait and legal review)</w:t>
+              <w:t>48-69 (excludes provider wait and legal review)</w:t>
             </w:r>
           </w:p>
         </w:tc>
@@ -1370,7 +1370,7 @@
           <w:color w:val="111111"/>
           <w:sz w:val="19"/>
         </w:rPr>
-        <w:t>about 3 weeks next to other work; a stock-avatar demo in week one. The custom avatar and counsel review set launch.</w:t>
+        <w:t>about 3 weeks next to other work; a demo on a stock AI human in week one. The custom avatar and counsel review set launch.</w:t>
       </w:r>
     </w:p>
     <w:p>
@@ -1683,7 +1683,7 @@
                 <w:color w:val="111111"/>
                 <w:sz w:val="17"/>
               </w:rPr>
-              <w:t>Avatar streaming (face only)</w:t>
+              <w:t>Avatar streaming</w:t>
             </w:r>
           </w:p>
         </w:tc>
@@ -1774,7 +1774,7 @@
                 <w:color w:val="111111"/>
                 <w:sz w:val="17"/>
               </w:rPr>
-              <w:t>Avatar vendor plan</w:t>
+              <w:t>Avatar provider plan</w:t>
             </w:r>
           </w:p>
         </w:tc>
@@ -2103,7 +2103,95 @@
                 <w:color w:val="111111"/>
                 <w:sz w:val="17"/>
               </w:rPr>
-              <w:t>Vendor quote, not yet known</w:t>
+              <w:t>Provider quote, not yet known</w:t>
+            </w:r>
+          </w:p>
+        </w:tc>
+      </w:tr>
+      <w:tr>
+        <w:trPr>
+          <w:cantSplit w:val="true"/>
+        </w:trPr>
+        <w:tc>
+          <w:tcPr>
+            <w:tcW w:type="dxa" w:w="4536"/>
+            <w:tcMar>
+              <w:top w:type="dxa" w:w="90"/>
+              <w:left w:type="dxa" w:w="110"/>
+              <w:bottom w:type="dxa" w:w="90"/>
+              <w:right w:type="dxa" w:w="110"/>
+            </w:tcMar>
+          </w:tcPr>
+          <w:p>
+            <w:pPr>
+              <w:keepNext/>
+              <w:spacing w:before="20" w:after="20"/>
+              <w:spacing w:line="264" w:lineRule="auto"/>
+            </w:pPr>
+            <w:r>
+              <w:rPr>
+                <w:rFonts w:ascii="Arial" w:hAnsi="Arial" w:eastAsia="Arial"/>
+                <w:b w:val="0"/>
+                <w:caps w:val="0"/>
+                <w:color w:val="111111"/>
+                <w:sz w:val="17"/>
+              </w:rPr>
+              <w:t>Total per conversation minute</w:t>
+            </w:r>
+          </w:p>
+        </w:tc>
+        <w:tc>
+          <w:tcPr>
+            <w:tcW w:type="dxa" w:w="1713"/>
+            <w:tcMar>
+              <w:top w:type="dxa" w:w="90"/>
+              <w:left w:type="dxa" w:w="110"/>
+              <w:bottom w:type="dxa" w:w="90"/>
+              <w:right w:type="dxa" w:w="110"/>
+            </w:tcMar>
+          </w:tcPr>
+          <w:p>
+            <w:pPr>
+              <w:keepNext/>
+              <w:spacing w:before="20" w:after="20"/>
+              <w:spacing w:line="264" w:lineRule="auto"/>
+            </w:pPr>
+            <w:r>
+              <w:rPr>
+                <w:rFonts w:ascii="Arial" w:hAnsi="Arial" w:eastAsia="Arial"/>
+                <w:b w:val="0"/>
+                <w:caps w:val="0"/>
+                <w:color w:val="111111"/>
+                <w:sz w:val="17"/>
+              </w:rPr>
+            </w:r>
+          </w:p>
+        </w:tc>
+        <w:tc>
+          <w:tcPr>
+            <w:tcW w:type="dxa" w:w="3830"/>
+            <w:tcMar>
+              <w:top w:type="dxa" w:w="90"/>
+              <w:left w:type="dxa" w:w="110"/>
+              <w:bottom w:type="dxa" w:w="90"/>
+              <w:right w:type="dxa" w:w="110"/>
+            </w:tcMar>
+          </w:tcPr>
+          <w:p>
+            <w:pPr>
+              <w:keepNext/>
+              <w:spacing w:before="20" w:after="20"/>
+              <w:spacing w:line="264" w:lineRule="auto"/>
+            </w:pPr>
+            <w:r>
+              <w:rPr>
+                <w:rFonts w:ascii="Arial" w:hAnsi="Arial" w:eastAsia="Arial"/>
+                <w:b w:val="0"/>
+                <w:caps w:val="0"/>
+                <w:color w:val="111111"/>
+                <w:sz w:val="17"/>
+              </w:rPr>
+              <w:t>$0.18-0.31</w:t>
             </w:r>
           </w:p>
         </w:tc>
@@ -2246,248 +2334,13 @@
           <w:sz w:val="24"/>
           <w:spacing w:val="30"/>
         </w:rPr>
-        <w:t>Rules and Risks</w:t>
+        <w:t>Upkeep</w:t>
       </w:r>
     </w:p>
     <w:p>
       <w:pPr>
-        <w:pStyle w:val="ListBullet"/>
-        <w:spacing w:before="40" w:after="40"/>
-        <w:spacing w:line="264" w:lineRule="auto"/>
-      </w:pPr>
-      <w:r>
-        <w:rPr>
-          <w:rFonts w:ascii="Arial" w:hAnsi="Arial" w:eastAsia="Arial"/>
-          <w:b/>
-          <w:caps w:val="0"/>
-          <w:color w:val="111111"/>
-          <w:sz w:val="19"/>
-        </w:rPr>
-        <w:t xml:space="preserve">One developer: </w:t>
-      </w:r>
-      <w:r>
-        <w:rPr>
-          <w:rFonts w:ascii="Arial" w:hAnsi="Arial" w:eastAsia="Arial"/>
-          <w:b w:val="0"/>
-          <w:caps w:val="0"/>
-          <w:color w:val="111111"/>
-          <w:sz w:val="19"/>
-        </w:rPr>
-        <w:t>if that person is out, nobody fixes an outage or a guardrail slip; the same holds on LumiLink if one developer runs it.</w:t>
-      </w:r>
-    </w:p>
-    <w:p>
-      <w:pPr>
-        <w:pStyle w:val="ListBullet"/>
-        <w:spacing w:before="40" w:after="40"/>
-        <w:spacing w:line="264" w:lineRule="auto"/>
-      </w:pPr>
-      <w:r>
-        <w:rPr>
-          <w:rFonts w:ascii="Arial" w:hAnsi="Arial" w:eastAsia="Arial"/>
-          <w:b/>
-          <w:caps w:val="0"/>
-          <w:color w:val="111111"/>
-          <w:sz w:val="19"/>
-        </w:rPr>
-        <w:t xml:space="preserve">California: </w:t>
-      </w:r>
-      <w:r>
-        <w:rPr>
-          <w:rFonts w:ascii="Arial" w:hAnsi="Arial" w:eastAsia="Arial"/>
-          <w:b w:val="0"/>
-          <w:caps w:val="0"/>
-          <w:color w:val="111111"/>
-          <w:sz w:val="19"/>
-        </w:rPr>
-        <w:t>no medical or effect claims, 21+ gate, recording and AI disclosure; counsel reviews.</w:t>
-      </w:r>
-    </w:p>
-    <w:p>
-      <w:pPr>
-        <w:pStyle w:val="ListBullet"/>
-        <w:spacing w:before="40" w:after="40"/>
-        <w:spacing w:line="264" w:lineRule="auto"/>
-      </w:pPr>
-      <w:r>
-        <w:rPr>
-          <w:rFonts w:ascii="Arial" w:hAnsi="Arial" w:eastAsia="Arial"/>
-          <w:b/>
-          <w:caps w:val="0"/>
-          <w:color w:val="111111"/>
-          <w:sz w:val="19"/>
-        </w:rPr>
-        <w:t xml:space="preserve">Open to the public: </w:t>
-      </w:r>
-      <w:r>
-        <w:rPr>
-          <w:rFonts w:ascii="Arial" w:hAnsi="Arial" w:eastAsia="Arial"/>
-          <w:b w:val="0"/>
-          <w:caps w:val="0"/>
-          <w:color w:val="111111"/>
-          <w:sz w:val="19"/>
-        </w:rPr>
-        <w:t>no login, so minute caps and rate limits ship on day one.</w:t>
-      </w:r>
-    </w:p>
-    <w:p>
-      <w:pPr>
-        <w:pStyle w:val="ListBullet"/>
-        <w:spacing w:before="40" w:after="40"/>
-        <w:spacing w:line="264" w:lineRule="auto"/>
-      </w:pPr>
-      <w:r>
-        <w:rPr>
-          <w:rFonts w:ascii="Arial" w:hAnsi="Arial" w:eastAsia="Arial"/>
-          <w:b/>
-          <w:caps w:val="0"/>
-          <w:color w:val="111111"/>
-          <w:sz w:val="19"/>
-        </w:rPr>
-        <w:t xml:space="preserve">Menu platform: </w:t>
-      </w:r>
-      <w:r>
-        <w:rPr>
-          <w:rFonts w:ascii="Arial" w:hAnsi="Arial" w:eastAsia="Arial"/>
-          <w:b w:val="0"/>
-          <w:caps w:val="0"/>
-          <w:color w:val="111111"/>
-          <w:sz w:val="19"/>
-        </w:rPr>
-        <w:t>built on AIQ Dispense; the Flowhub swap costs 4-6 more hours.</w:t>
-      </w:r>
-    </w:p>
-    <w:p>
-      <w:pPr>
-        <w:spacing w:before="360" w:after="100"/>
         <w:keepNext/>
-        <w:pBdr>
-          <w:bottom w:val="single" w:color="111111" w:sz="12" w:space="6"/>
-        </w:pBdr>
-      </w:pPr>
-      <w:r>
-        <w:rPr>
-          <w:rFonts w:ascii="Arial" w:hAnsi="Arial" w:eastAsia="Arial"/>
-          <w:b/>
-          <w:caps/>
-          <w:color w:val="111111"/>
-          <w:sz w:val="24"/>
-          <w:spacing w:val="30"/>
-        </w:rPr>
-        <w:t>Next Steps</w:t>
-      </w:r>
-    </w:p>
-    <w:p>
-      <w:pPr>
-        <w:pStyle w:val="ListBullet"/>
-        <w:spacing w:before="40" w:after="40"/>
-        <w:spacing w:line="264" w:lineRule="auto"/>
-      </w:pPr>
-      <w:r>
-        <w:rPr>
-          <w:rFonts w:ascii="Arial" w:hAnsi="Arial" w:eastAsia="Arial"/>
-          <w:b/>
-          <w:caps w:val="0"/>
-          <w:color w:val="111111"/>
-          <w:sz w:val="19"/>
-        </w:rPr>
-        <w:t xml:space="preserve">Leadership: </w:t>
-      </w:r>
-      <w:r>
-        <w:rPr>
-          <w:rFonts w:ascii="Arial" w:hAnsi="Arial" w:eastAsia="Arial"/>
-          <w:b w:val="0"/>
-          <w:caps w:val="0"/>
-          <w:color w:val="111111"/>
-          <w:sz w:val="19"/>
-        </w:rPr>
-        <w:t>compare this with the LumiLink scope and pick a path.</w:t>
-      </w:r>
-    </w:p>
-    <w:p>
-      <w:pPr>
-        <w:pStyle w:val="ListBullet"/>
-        <w:spacing w:before="40" w:after="40"/>
-        <w:spacing w:line="264" w:lineRule="auto"/>
-      </w:pPr>
-      <w:r>
-        <w:rPr>
-          <w:rFonts w:ascii="Arial" w:hAnsi="Arial" w:eastAsia="Arial"/>
-          <w:b/>
-          <w:caps w:val="0"/>
-          <w:color w:val="111111"/>
-          <w:sz w:val="19"/>
-        </w:rPr>
-        <w:t xml:space="preserve">PACKS brand: </w:t>
-      </w:r>
-      <w:r>
-        <w:rPr>
-          <w:rFonts w:ascii="Arial" w:hAnsi="Arial" w:eastAsia="Arial"/>
-          <w:b w:val="0"/>
-          <w:caps w:val="0"/>
-          <w:color w:val="111111"/>
-          <w:sz w:val="19"/>
-        </w:rPr>
-        <w:t>the avatar's look, name, personality and languages.</w:t>
-      </w:r>
-    </w:p>
-    <w:p>
-      <w:pPr>
-        <w:pStyle w:val="ListBullet"/>
-        <w:spacing w:before="40" w:after="40"/>
-        <w:spacing w:line="264" w:lineRule="auto"/>
-      </w:pPr>
-      <w:r>
-        <w:rPr>
-          <w:rFonts w:ascii="Arial" w:hAnsi="Arial" w:eastAsia="Arial"/>
-          <w:b/>
-          <w:caps w:val="0"/>
-          <w:color w:val="111111"/>
-          <w:sz w:val="19"/>
-        </w:rPr>
-        <w:t xml:space="preserve">Developer: </w:t>
-      </w:r>
-      <w:r>
-        <w:rPr>
-          <w:rFonts w:ascii="Arial" w:hAnsi="Arial" w:eastAsia="Arial"/>
-          <w:b w:val="0"/>
-          <w:caps w:val="0"/>
-          <w:color w:val="111111"/>
-          <w:sz w:val="19"/>
-        </w:rPr>
-        <w:t>confirm the Dispense proxy Worker is deployed; get avatar vendor quotes.</w:t>
-      </w:r>
-    </w:p>
-    <w:p>
-      <w:pPr>
-        <w:pStyle w:val="ListBullet"/>
-        <w:spacing w:before="40" w:after="40"/>
-        <w:spacing w:line="264" w:lineRule="auto"/>
-      </w:pPr>
-      <w:r>
-        <w:rPr>
-          <w:rFonts w:ascii="Arial" w:hAnsi="Arial" w:eastAsia="Arial"/>
-          <w:b/>
-          <w:caps w:val="0"/>
-          <w:color w:val="111111"/>
-          <w:sz w:val="19"/>
-        </w:rPr>
-        <w:t xml:space="preserve">Counsel: </w:t>
-      </w:r>
-      <w:r>
-        <w:rPr>
-          <w:rFonts w:ascii="Arial" w:hAnsi="Arial" w:eastAsia="Arial"/>
-          <w:b w:val="0"/>
-          <w:caps w:val="0"/>
-          <w:color w:val="111111"/>
-          <w:sz w:val="19"/>
-        </w:rPr>
-        <w:t>review the guardrail script and disclosures before launch.</w:t>
-      </w:r>
-    </w:p>
-    <w:p>
-      <w:pPr>
-        <w:spacing w:before="200" w:after="120"/>
+        <w:spacing w:before="0" w:after="100"/>
         <w:spacing w:line="264" w:lineRule="auto"/>
       </w:pPr>
       <w:r>
@@ -2495,1892 +2348,10 @@
           <w:rFonts w:ascii="Arial" w:hAnsi="Arial" w:eastAsia="Arial"/>
           <w:b w:val="0"/>
           <w:caps w:val="0"/>
-          <w:color w:val="6A6A6A"/>
-          <w:sz w:val="15"/>
+          <w:color w:val="5A5A5A"/>
+          <w:sz w:val="17"/>
         </w:rPr>
-        <w:t>Sources: PACKS theme and Dispense proxy Worker; AIQ Dispense Blueprint API; LumiLink codebase and build history; Akapulu avatar price index, LiveAvatar, D-ID docs, ElevenLabs and Cloudflare pricing pages. Accessed October 14, 2026. Prices are published ranges, not quotes; re-check before committing a budget.</w:t>
-      </w:r>
-    </w:p>
-    <w:p>
-      <w:r>
-        <w:br w:type="page"/>
-      </w:r>
-    </w:p>
-    <w:p>
-      <w:pPr>
-        <w:spacing w:before="360" w:after="100"/>
-        <w:keepNext/>
-        <w:pBdr>
-          <w:bottom w:val="single" w:color="111111" w:sz="12" w:space="6"/>
-        </w:pBdr>
-      </w:pPr>
-      <w:r>
-        <w:rPr>
-          <w:rFonts w:ascii="Arial" w:hAnsi="Arial" w:eastAsia="Arial"/>
-          <w:b/>
-          <w:caps/>
-          <w:color w:val="111111"/>
-          <w:sz w:val="24"/>
-          <w:spacing w:val="30"/>
-        </w:rPr>
-        <w:t>Appendix: The Detail</w:t>
-      </w:r>
-    </w:p>
-    <w:p>
-      <w:pPr>
-        <w:keepNext/>
-        <w:spacing w:before="200" w:after="60"/>
-      </w:pPr>
-      <w:r>
-        <w:rPr>
-          <w:rFonts w:ascii="Arial" w:hAnsi="Arial" w:eastAsia="Arial"/>
-          <w:b/>
-          <w:caps w:val="0"/>
-          <w:color w:val="111111"/>
-          <w:sz w:val="20"/>
-          <w:spacing w:val="12"/>
-        </w:rPr>
-        <w:t>Hours, row by row</w:t>
-      </w:r>
-    </w:p>
-    <w:tbl>
-      <w:tblPr>
-        <w:tblW w:type="auto" w:w="0"/>
-        <w:jc w:val="left"/>
-        <w:tblLayout w:type="fixed"/>
-        <w:tblLook w:firstColumn="1" w:firstRow="1" w:lastColumn="0" w:lastRow="0" w:noHBand="0" w:noVBand="1" w:val="04A0"/>
-        <w:tblLayout w:type="fixed"/>
-        <w:tblW w:type="dxa" w:w="10080"/>
-        <w:tblBorders>
-          <w:top w:val="single" w:color="BFBFBF" w:sz="6"/>
-          <w:bottom w:val="single" w:color="BFBFBF" w:sz="6"/>
-          <w:insideH w:val="single" w:color="BFBFBF" w:sz="4"/>
-          <w:left w:val="none" w:color="FFFFFF" w:sz="0"/>
-          <w:right w:val="none" w:color="FFFFFF" w:sz="0"/>
-          <w:insideV w:val="none" w:color="FFFFFF" w:sz="0"/>
-        </w:tblBorders>
-      </w:tblPr>
-      <w:tblGrid>
-        <w:gridCol w:w="2419"/>
-        <w:gridCol w:w="907"/>
-        <w:gridCol w:w="6753"/>
-      </w:tblGrid>
-      <w:tr>
-        <w:trPr>
-          <w:tblHeader w:val="true"/>
-          <w:cantSplit w:val="true"/>
-        </w:trPr>
-        <w:tc>
-          <w:tcPr>
-            <w:tcW w:type="dxa" w:w="2419"/>
-            <w:shd w:val="clear" w:color="auto" w:fill="111111"/>
-            <w:tcMar>
-              <w:top w:type="dxa" w:w="90"/>
-              <w:left w:type="dxa" w:w="110"/>
-              <w:bottom w:type="dxa" w:w="90"/>
-              <w:right w:type="dxa" w:w="110"/>
-            </w:tcMar>
-          </w:tcPr>
-          <w:p>
-            <w:pPr>
-              <w:spacing w:before="20" w:after="20"/>
-              <w:spacing w:line="264" w:lineRule="auto"/>
-            </w:pPr>
-            <w:r>
-              <w:rPr>
-                <w:rFonts w:ascii="Arial" w:hAnsi="Arial" w:eastAsia="Arial"/>
-                <w:b/>
-                <w:caps/>
-                <w:color w:val="FFFFFF"/>
-                <w:sz w:val="17"/>
-                <w:spacing w:val="16"/>
-              </w:rPr>
-              <w:t>Module</w:t>
-            </w:r>
-          </w:p>
-        </w:tc>
-        <w:tc>
-          <w:tcPr>
-            <w:tcW w:type="dxa" w:w="907"/>
-            <w:shd w:val="clear" w:color="auto" w:fill="111111"/>
-            <w:tcMar>
-              <w:top w:type="dxa" w:w="90"/>
-              <w:left w:type="dxa" w:w="110"/>
-              <w:bottom w:type="dxa" w:w="90"/>
-              <w:right w:type="dxa" w:w="110"/>
-            </w:tcMar>
-          </w:tcPr>
-          <w:p>
-            <w:pPr>
-              <w:spacing w:before="20" w:after="20"/>
-              <w:spacing w:line="264" w:lineRule="auto"/>
-            </w:pPr>
-            <w:r>
-              <w:rPr>
-                <w:rFonts w:ascii="Arial" w:hAnsi="Arial" w:eastAsia="Arial"/>
-                <w:b/>
-                <w:caps/>
-                <w:color w:val="FFFFFF"/>
-                <w:sz w:val="17"/>
-                <w:spacing w:val="16"/>
-              </w:rPr>
-              <w:t>Hrs</w:t>
-            </w:r>
-          </w:p>
-        </w:tc>
-        <w:tc>
-          <w:tcPr>
-            <w:tcW w:type="dxa" w:w="6753"/>
-            <w:shd w:val="clear" w:color="auto" w:fill="111111"/>
-            <w:tcMar>
-              <w:top w:type="dxa" w:w="90"/>
-              <w:left w:type="dxa" w:w="110"/>
-              <w:bottom w:type="dxa" w:w="90"/>
-              <w:right w:type="dxa" w:w="110"/>
-            </w:tcMar>
-          </w:tcPr>
-          <w:p>
-            <w:pPr>
-              <w:spacing w:before="20" w:after="20"/>
-              <w:spacing w:line="264" w:lineRule="auto"/>
-            </w:pPr>
-            <w:r>
-              <w:rPr>
-                <w:rFonts w:ascii="Arial" w:hAnsi="Arial" w:eastAsia="Arial"/>
-                <w:b/>
-                <w:caps/>
-                <w:color w:val="FFFFFF"/>
-                <w:sz w:val="17"/>
-                <w:spacing w:val="16"/>
-              </w:rPr>
-              <w:t>Why</w:t>
-            </w:r>
-          </w:p>
-        </w:tc>
-      </w:tr>
-      <w:tr>
-        <w:trPr>
-          <w:cantSplit w:val="true"/>
-        </w:trPr>
-        <w:tc>
-          <w:tcPr>
-            <w:tcW w:type="dxa" w:w="2419"/>
-            <w:tcMar>
-              <w:top w:type="dxa" w:w="90"/>
-              <w:left w:type="dxa" w:w="110"/>
-              <w:bottom w:type="dxa" w:w="90"/>
-              <w:right w:type="dxa" w:w="110"/>
-            </w:tcMar>
-          </w:tcPr>
-          <w:p>
-            <w:pPr>
-              <w:spacing w:before="20" w:after="20"/>
-              <w:spacing w:line="264" w:lineRule="auto"/>
-            </w:pPr>
-            <w:r>
-              <w:rPr>
-                <w:rFonts w:ascii="Arial" w:hAnsi="Arial" w:eastAsia="Arial"/>
-                <w:b w:val="0"/>
-                <w:caps w:val="0"/>
-                <w:color w:val="111111"/>
-                <w:sz w:val="17"/>
-              </w:rPr>
-              <w:t>Accounts and setup</w:t>
-            </w:r>
-          </w:p>
-        </w:tc>
-        <w:tc>
-          <w:tcPr>
-            <w:tcW w:type="dxa" w:w="907"/>
-            <w:tcMar>
-              <w:top w:type="dxa" w:w="90"/>
-              <w:left w:type="dxa" w:w="110"/>
-              <w:bottom w:type="dxa" w:w="90"/>
-              <w:right w:type="dxa" w:w="110"/>
-            </w:tcMar>
-          </w:tcPr>
-          <w:p>
-            <w:pPr>
-              <w:spacing w:before="20" w:after="20"/>
-              <w:spacing w:line="264" w:lineRule="auto"/>
-            </w:pPr>
-            <w:r>
-              <w:rPr>
-                <w:rFonts w:ascii="Arial" w:hAnsi="Arial" w:eastAsia="Arial"/>
-                <w:b w:val="0"/>
-                <w:caps w:val="0"/>
-                <w:color w:val="111111"/>
-                <w:sz w:val="17"/>
-              </w:rPr>
-              <w:t>2-3</w:t>
-            </w:r>
-          </w:p>
-        </w:tc>
-        <w:tc>
-          <w:tcPr>
-            <w:tcW w:type="dxa" w:w="6753"/>
-            <w:tcMar>
-              <w:top w:type="dxa" w:w="90"/>
-              <w:left w:type="dxa" w:w="110"/>
-              <w:bottom w:type="dxa" w:w="90"/>
-              <w:right w:type="dxa" w:w="110"/>
-            </w:tcMar>
-          </w:tcPr>
-          <w:p>
-            <w:pPr>
-              <w:spacing w:before="20" w:after="20"/>
-              <w:spacing w:line="264" w:lineRule="auto"/>
-            </w:pPr>
-            <w:r>
-              <w:rPr>
-                <w:rFonts w:ascii="Arial" w:hAnsi="Arial" w:eastAsia="Arial"/>
-                <w:b w:val="0"/>
-                <w:caps w:val="0"/>
-                <w:color w:val="111111"/>
-                <w:sz w:val="17"/>
-              </w:rPr>
-              <w:t>PACKS's own ElevenLabs workspace, private agent, avatar vendor account, secrets.</w:t>
-            </w:r>
-          </w:p>
-        </w:tc>
-      </w:tr>
-      <w:tr>
-        <w:trPr>
-          <w:cantSplit w:val="true"/>
-        </w:trPr>
-        <w:tc>
-          <w:tcPr>
-            <w:tcW w:type="dxa" w:w="2419"/>
-            <w:shd w:val="clear" w:color="auto" w:fill="F2F2F2"/>
-            <w:tcMar>
-              <w:top w:type="dxa" w:w="90"/>
-              <w:left w:type="dxa" w:w="110"/>
-              <w:bottom w:type="dxa" w:w="90"/>
-              <w:right w:type="dxa" w:w="110"/>
-            </w:tcMar>
-          </w:tcPr>
-          <w:p>
-            <w:pPr>
-              <w:spacing w:before="20" w:after="20"/>
-              <w:spacing w:line="264" w:lineRule="auto"/>
-            </w:pPr>
-            <w:r>
-              <w:rPr>
-                <w:rFonts w:ascii="Arial" w:hAnsi="Arial" w:eastAsia="Arial"/>
-                <w:b w:val="0"/>
-                <w:caps w:val="0"/>
-                <w:color w:val="111111"/>
-                <w:sz w:val="17"/>
-              </w:rPr>
-              <w:t>Avatar bake-off and custom avatar</w:t>
-            </w:r>
-          </w:p>
-        </w:tc>
-        <w:tc>
-          <w:tcPr>
-            <w:tcW w:type="dxa" w:w="907"/>
-            <w:shd w:val="clear" w:color="auto" w:fill="F2F2F2"/>
-            <w:tcMar>
-              <w:top w:type="dxa" w:w="90"/>
-              <w:left w:type="dxa" w:w="110"/>
-              <w:bottom w:type="dxa" w:w="90"/>
-              <w:right w:type="dxa" w:w="110"/>
-            </w:tcMar>
-          </w:tcPr>
-          <w:p>
-            <w:pPr>
-              <w:spacing w:before="20" w:after="20"/>
-              <w:spacing w:line="264" w:lineRule="auto"/>
-            </w:pPr>
-            <w:r>
-              <w:rPr>
-                <w:rFonts w:ascii="Arial" w:hAnsi="Arial" w:eastAsia="Arial"/>
-                <w:b w:val="0"/>
-                <w:caps w:val="0"/>
-                <w:color w:val="111111"/>
-                <w:sz w:val="17"/>
-              </w:rPr>
-              <w:t>6-8</w:t>
-            </w:r>
-          </w:p>
-        </w:tc>
-        <w:tc>
-          <w:tcPr>
-            <w:tcW w:type="dxa" w:w="6753"/>
-            <w:shd w:val="clear" w:color="auto" w:fill="F2F2F2"/>
-            <w:tcMar>
-              <w:top w:type="dxa" w:w="90"/>
-              <w:left w:type="dxa" w:w="110"/>
-              <w:bottom w:type="dxa" w:w="90"/>
-              <w:right w:type="dxa" w:w="110"/>
-            </w:tcMar>
-          </w:tcPr>
-          <w:p>
-            <w:pPr>
-              <w:spacing w:before="20" w:after="20"/>
-              <w:spacing w:line="264" w:lineRule="auto"/>
-            </w:pPr>
-            <w:r>
-              <w:rPr>
-                <w:rFonts w:ascii="Arial" w:hAnsi="Arial" w:eastAsia="Arial"/>
-                <w:b w:val="0"/>
-                <w:caps w:val="0"/>
-                <w:color w:val="111111"/>
-                <w:sz w:val="17"/>
-              </w:rPr>
-              <w:t>LiveAvatar vs D-ID on latency, lip sync, voice; vendor turnaround on the custom look.</w:t>
-            </w:r>
-          </w:p>
-        </w:tc>
-      </w:tr>
-      <w:tr>
-        <w:trPr>
-          <w:cantSplit w:val="true"/>
-        </w:trPr>
-        <w:tc>
-          <w:tcPr>
-            <w:tcW w:type="dxa" w:w="2419"/>
-            <w:tcMar>
-              <w:top w:type="dxa" w:w="90"/>
-              <w:left w:type="dxa" w:w="110"/>
-              <w:bottom w:type="dxa" w:w="90"/>
-              <w:right w:type="dxa" w:w="110"/>
-            </w:tcMar>
-          </w:tcPr>
-          <w:p>
-            <w:pPr>
-              <w:spacing w:before="20" w:after="20"/>
-              <w:spacing w:line="264" w:lineRule="auto"/>
-            </w:pPr>
-            <w:r>
-              <w:rPr>
-                <w:rFonts w:ascii="Arial" w:hAnsi="Arial" w:eastAsia="Arial"/>
-                <w:b w:val="0"/>
-                <w:caps w:val="0"/>
-                <w:color w:val="111111"/>
-                <w:sz w:val="17"/>
-              </w:rPr>
-              <w:t>Session token server</w:t>
-            </w:r>
-          </w:p>
-        </w:tc>
-        <w:tc>
-          <w:tcPr>
-            <w:tcW w:type="dxa" w:w="907"/>
-            <w:tcMar>
-              <w:top w:type="dxa" w:w="90"/>
-              <w:left w:type="dxa" w:w="110"/>
-              <w:bottom w:type="dxa" w:w="90"/>
-              <w:right w:type="dxa" w:w="110"/>
-            </w:tcMar>
-          </w:tcPr>
-          <w:p>
-            <w:pPr>
-              <w:spacing w:before="20" w:after="20"/>
-              <w:spacing w:line="264" w:lineRule="auto"/>
-            </w:pPr>
-            <w:r>
-              <w:rPr>
-                <w:rFonts w:ascii="Arial" w:hAnsi="Arial" w:eastAsia="Arial"/>
-                <w:b w:val="0"/>
-                <w:caps w:val="0"/>
-                <w:color w:val="111111"/>
-                <w:sz w:val="17"/>
-              </w:rPr>
-              <w:t>4-6</w:t>
-            </w:r>
-          </w:p>
-        </w:tc>
-        <w:tc>
-          <w:tcPr>
-            <w:tcW w:type="dxa" w:w="6753"/>
-            <w:tcMar>
-              <w:top w:type="dxa" w:w="90"/>
-              <w:left w:type="dxa" w:w="110"/>
-              <w:bottom w:type="dxa" w:w="90"/>
-              <w:right w:type="dxa" w:w="110"/>
-            </w:tcMar>
-          </w:tcPr>
-          <w:p>
-            <w:pPr>
-              <w:spacing w:before="20" w:after="20"/>
-              <w:spacing w:line="264" w:lineRule="auto"/>
-            </w:pPr>
-            <w:r>
-              <w:rPr>
-                <w:rFonts w:ascii="Arial" w:hAnsi="Arial" w:eastAsia="Arial"/>
-                <w:b w:val="0"/>
-                <w:caps w:val="0"/>
-                <w:color w:val="111111"/>
-                <w:sz w:val="17"/>
-              </w:rPr>
-              <w:t>Cloudflare Worker mints short-lived tokens; origin allowlist, rate limit, daily minute cap.</w:t>
-            </w:r>
-          </w:p>
-        </w:tc>
-      </w:tr>
-      <w:tr>
-        <w:trPr>
-          <w:cantSplit w:val="true"/>
-        </w:trPr>
-        <w:tc>
-          <w:tcPr>
-            <w:tcW w:type="dxa" w:w="2419"/>
-            <w:shd w:val="clear" w:color="auto" w:fill="F2F2F2"/>
-            <w:tcMar>
-              <w:top w:type="dxa" w:w="90"/>
-              <w:left w:type="dxa" w:w="110"/>
-              <w:bottom w:type="dxa" w:w="90"/>
-              <w:right w:type="dxa" w:w="110"/>
-            </w:tcMar>
-          </w:tcPr>
-          <w:p>
-            <w:pPr>
-              <w:spacing w:before="20" w:after="20"/>
-              <w:spacing w:line="264" w:lineRule="auto"/>
-            </w:pPr>
-            <w:r>
-              <w:rPr>
-                <w:rFonts w:ascii="Arial" w:hAnsi="Arial" w:eastAsia="Arial"/>
-                <w:b w:val="0"/>
-                <w:caps w:val="0"/>
-                <w:color w:val="111111"/>
-                <w:sz w:val="17"/>
-              </w:rPr>
-              <w:t>Website embed (Shopify theme)</w:t>
-            </w:r>
-          </w:p>
-        </w:tc>
-        <w:tc>
-          <w:tcPr>
-            <w:tcW w:type="dxa" w:w="907"/>
-            <w:shd w:val="clear" w:color="auto" w:fill="F2F2F2"/>
-            <w:tcMar>
-              <w:top w:type="dxa" w:w="90"/>
-              <w:left w:type="dxa" w:w="110"/>
-              <w:bottom w:type="dxa" w:w="90"/>
-              <w:right w:type="dxa" w:w="110"/>
-            </w:tcMar>
-          </w:tcPr>
-          <w:p>
-            <w:pPr>
-              <w:spacing w:before="20" w:after="20"/>
-              <w:spacing w:line="264" w:lineRule="auto"/>
-            </w:pPr>
-            <w:r>
-              <w:rPr>
-                <w:rFonts w:ascii="Arial" w:hAnsi="Arial" w:eastAsia="Arial"/>
-                <w:b w:val="0"/>
-                <w:caps w:val="0"/>
-                <w:color w:val="111111"/>
-                <w:sz w:val="17"/>
-              </w:rPr>
-              <w:t>7-10</w:t>
-            </w:r>
-          </w:p>
-        </w:tc>
-        <w:tc>
-          <w:tcPr>
-            <w:tcW w:type="dxa" w:w="6753"/>
-            <w:shd w:val="clear" w:color="auto" w:fill="F2F2F2"/>
-            <w:tcMar>
-              <w:top w:type="dxa" w:w="90"/>
-              <w:left w:type="dxa" w:w="110"/>
-              <w:bottom w:type="dxa" w:w="90"/>
-              <w:right w:type="dxa" w:w="110"/>
-            </w:tcMar>
-          </w:tcPr>
-          <w:p>
-            <w:pPr>
-              <w:spacing w:before="20" w:after="20"/>
-              <w:spacing w:line="264" w:lineRule="auto"/>
-            </w:pPr>
-            <w:r>
-              <w:rPr>
-                <w:rFonts w:ascii="Arial" w:hAnsi="Arial" w:eastAsia="Arial"/>
-                <w:b w:val="0"/>
-                <w:caps w:val="0"/>
-                <w:color w:val="111111"/>
-                <w:sz w:val="17"/>
-              </w:rPr>
-              <w:t>Player, mic permission, text fallback, 21+ gate, store context. Mobile Safari is the risk.</w:t>
-            </w:r>
-          </w:p>
-        </w:tc>
-      </w:tr>
-      <w:tr>
-        <w:trPr>
-          <w:cantSplit w:val="true"/>
-        </w:trPr>
-        <w:tc>
-          <w:tcPr>
-            <w:tcW w:type="dxa" w:w="2419"/>
-            <w:tcMar>
-              <w:top w:type="dxa" w:w="90"/>
-              <w:left w:type="dxa" w:w="110"/>
-              <w:bottom w:type="dxa" w:w="90"/>
-              <w:right w:type="dxa" w:w="110"/>
-            </w:tcMar>
-          </w:tcPr>
-          <w:p>
-            <w:pPr>
-              <w:spacing w:before="20" w:after="20"/>
-              <w:spacing w:line="264" w:lineRule="auto"/>
-            </w:pPr>
-            <w:r>
-              <w:rPr>
-                <w:rFonts w:ascii="Arial" w:hAnsi="Arial" w:eastAsia="Arial"/>
-                <w:b w:val="0"/>
-                <w:caps w:val="0"/>
-                <w:color w:val="111111"/>
-                <w:sz w:val="17"/>
-              </w:rPr>
-              <w:t>Lip sync to the agent's audio</w:t>
-            </w:r>
-          </w:p>
-        </w:tc>
-        <w:tc>
-          <w:tcPr>
-            <w:tcW w:type="dxa" w:w="907"/>
-            <w:tcMar>
-              <w:top w:type="dxa" w:w="90"/>
-              <w:left w:type="dxa" w:w="110"/>
-              <w:bottom w:type="dxa" w:w="90"/>
-              <w:right w:type="dxa" w:w="110"/>
-            </w:tcMar>
-          </w:tcPr>
-          <w:p>
-            <w:pPr>
-              <w:spacing w:before="20" w:after="20"/>
-              <w:spacing w:line="264" w:lineRule="auto"/>
-            </w:pPr>
-            <w:r>
-              <w:rPr>
-                <w:rFonts w:ascii="Arial" w:hAnsi="Arial" w:eastAsia="Arial"/>
-                <w:b w:val="0"/>
-                <w:caps w:val="0"/>
-                <w:color w:val="111111"/>
-                <w:sz w:val="17"/>
-              </w:rPr>
-              <w:t>3-4</w:t>
-            </w:r>
-          </w:p>
-        </w:tc>
-        <w:tc>
-          <w:tcPr>
-            <w:tcW w:type="dxa" w:w="6753"/>
-            <w:tcMar>
-              <w:top w:type="dxa" w:w="90"/>
-              <w:left w:type="dxa" w:w="110"/>
-              <w:bottom w:type="dxa" w:w="90"/>
-              <w:right w:type="dxa" w:w="110"/>
-            </w:tcMar>
-          </w:tcPr>
-          <w:p>
-            <w:pPr>
-              <w:spacing w:before="20" w:after="20"/>
-              <w:spacing w:line="264" w:lineRule="auto"/>
-            </w:pPr>
-            <w:r>
-              <w:rPr>
-                <w:rFonts w:ascii="Arial" w:hAnsi="Arial" w:eastAsia="Arial"/>
-                <w:b w:val="0"/>
-                <w:caps w:val="0"/>
-                <w:color w:val="111111"/>
-                <w:sz w:val="17"/>
-              </w:rPr>
-              <w:t>D-ID has a native ElevenLabs path; LiveAvatar LITE takes our audio stream.</w:t>
-            </w:r>
-          </w:p>
-        </w:tc>
-      </w:tr>
-      <w:tr>
-        <w:trPr>
-          <w:cantSplit w:val="true"/>
-        </w:trPr>
-        <w:tc>
-          <w:tcPr>
-            <w:tcW w:type="dxa" w:w="2419"/>
-            <w:shd w:val="clear" w:color="auto" w:fill="F2F2F2"/>
-            <w:tcMar>
-              <w:top w:type="dxa" w:w="90"/>
-              <w:left w:type="dxa" w:w="110"/>
-              <w:bottom w:type="dxa" w:w="90"/>
-              <w:right w:type="dxa" w:w="110"/>
-            </w:tcMar>
-          </w:tcPr>
-          <w:p>
-            <w:pPr>
-              <w:spacing w:before="20" w:after="20"/>
-              <w:spacing w:line="264" w:lineRule="auto"/>
-            </w:pPr>
-            <w:r>
-              <w:rPr>
-                <w:rFonts w:ascii="Arial" w:hAnsi="Arial" w:eastAsia="Arial"/>
-                <w:b w:val="0"/>
-                <w:caps w:val="0"/>
-                <w:color w:val="111111"/>
-                <w:sz w:val="17"/>
-              </w:rPr>
-              <w:t>Persona, guardrails, red-team set</w:t>
-            </w:r>
-          </w:p>
-        </w:tc>
-        <w:tc>
-          <w:tcPr>
-            <w:tcW w:type="dxa" w:w="907"/>
-            <w:shd w:val="clear" w:color="auto" w:fill="F2F2F2"/>
-            <w:tcMar>
-              <w:top w:type="dxa" w:w="90"/>
-              <w:left w:type="dxa" w:w="110"/>
-              <w:bottom w:type="dxa" w:w="90"/>
-              <w:right w:type="dxa" w:w="110"/>
-            </w:tcMar>
-          </w:tcPr>
-          <w:p>
-            <w:pPr>
-              <w:spacing w:before="20" w:after="20"/>
-              <w:spacing w:line="264" w:lineRule="auto"/>
-            </w:pPr>
-            <w:r>
-              <w:rPr>
-                <w:rFonts w:ascii="Arial" w:hAnsi="Arial" w:eastAsia="Arial"/>
-                <w:b w:val="0"/>
-                <w:caps w:val="0"/>
-                <w:color w:val="111111"/>
-                <w:sz w:val="17"/>
-              </w:rPr>
-              <w:t>10-14</w:t>
-            </w:r>
-          </w:p>
-        </w:tc>
-        <w:tc>
-          <w:tcPr>
-            <w:tcW w:type="dxa" w:w="6753"/>
-            <w:shd w:val="clear" w:color="auto" w:fill="F2F2F2"/>
-            <w:tcMar>
-              <w:top w:type="dxa" w:w="90"/>
-              <w:left w:type="dxa" w:w="110"/>
-              <w:bottom w:type="dxa" w:w="90"/>
-              <w:right w:type="dxa" w:w="110"/>
-            </w:tcMar>
-          </w:tcPr>
-          <w:p>
-            <w:pPr>
-              <w:spacing w:before="20" w:after="20"/>
-              <w:spacing w:line="264" w:lineRule="auto"/>
-            </w:pPr>
-            <w:r>
-              <w:rPr>
-                <w:rFonts w:ascii="Arial" w:hAnsi="Arial" w:eastAsia="Arial"/>
-                <w:b w:val="0"/>
-                <w:caps w:val="0"/>
-                <w:color w:val="111111"/>
-                <w:sz w:val="17"/>
-              </w:rPr>
-              <w:t>Cannabis and California rules written from scratch; human review of the red-team run.</w:t>
-            </w:r>
-          </w:p>
-        </w:tc>
-      </w:tr>
-      <w:tr>
-        <w:trPr>
-          <w:cantSplit w:val="true"/>
-        </w:trPr>
-        <w:tc>
-          <w:tcPr>
-            <w:tcW w:type="dxa" w:w="2419"/>
-            <w:tcMar>
-              <w:top w:type="dxa" w:w="90"/>
-              <w:left w:type="dxa" w:w="110"/>
-              <w:bottom w:type="dxa" w:w="90"/>
-              <w:right w:type="dxa" w:w="110"/>
-            </w:tcMar>
-          </w:tcPr>
-          <w:p>
-            <w:pPr>
-              <w:spacing w:before="20" w:after="20"/>
-              <w:spacing w:line="264" w:lineRule="auto"/>
-            </w:pPr>
-            <w:r>
-              <w:rPr>
-                <w:rFonts w:ascii="Arial" w:hAnsi="Arial" w:eastAsia="Arial"/>
-                <w:b w:val="0"/>
-                <w:caps w:val="0"/>
-                <w:color w:val="111111"/>
-                <w:sz w:val="17"/>
-              </w:rPr>
-              <w:t>Store knowledge</w:t>
-            </w:r>
-          </w:p>
-        </w:tc>
-        <w:tc>
-          <w:tcPr>
-            <w:tcW w:type="dxa" w:w="907"/>
-            <w:tcMar>
-              <w:top w:type="dxa" w:w="90"/>
-              <w:left w:type="dxa" w:w="110"/>
-              <w:bottom w:type="dxa" w:w="90"/>
-              <w:right w:type="dxa" w:w="110"/>
-            </w:tcMar>
-          </w:tcPr>
-          <w:p>
-            <w:pPr>
-              <w:spacing w:before="20" w:after="20"/>
-              <w:spacing w:line="264" w:lineRule="auto"/>
-            </w:pPr>
-            <w:r>
-              <w:rPr>
-                <w:rFonts w:ascii="Arial" w:hAnsi="Arial" w:eastAsia="Arial"/>
-                <w:b w:val="0"/>
-                <w:caps w:val="0"/>
-                <w:color w:val="111111"/>
-                <w:sz w:val="17"/>
-              </w:rPr>
-              <w:t>2-3</w:t>
-            </w:r>
-          </w:p>
-        </w:tc>
-        <w:tc>
-          <w:tcPr>
-            <w:tcW w:type="dxa" w:w="6753"/>
-            <w:tcMar>
-              <w:top w:type="dxa" w:w="90"/>
-              <w:left w:type="dxa" w:w="110"/>
-              <w:bottom w:type="dxa" w:w="90"/>
-              <w:right w:type="dxa" w:w="110"/>
-            </w:tcMar>
-          </w:tcPr>
-          <w:p>
-            <w:pPr>
-              <w:spacing w:before="20" w:after="20"/>
-              <w:spacing w:line="264" w:lineRule="auto"/>
-            </w:pPr>
-            <w:r>
-              <w:rPr>
-                <w:rFonts w:ascii="Arial" w:hAnsi="Arial" w:eastAsia="Arial"/>
-                <w:b w:val="0"/>
-                <w:caps w:val="0"/>
-                <w:color w:val="111111"/>
-                <w:sz w:val="17"/>
-              </w:rPr>
-              <w:t>ElevenLabs' built-in knowledge base: FAQs, policies, hours, loyalty rules.</w:t>
-            </w:r>
-          </w:p>
-        </w:tc>
-      </w:tr>
-      <w:tr>
-        <w:trPr>
-          <w:cantSplit w:val="true"/>
-        </w:trPr>
-        <w:tc>
-          <w:tcPr>
-            <w:tcW w:type="dxa" w:w="2419"/>
-            <w:shd w:val="clear" w:color="auto" w:fill="F2F2F2"/>
-            <w:tcMar>
-              <w:top w:type="dxa" w:w="90"/>
-              <w:left w:type="dxa" w:w="110"/>
-              <w:bottom w:type="dxa" w:w="90"/>
-              <w:right w:type="dxa" w:w="110"/>
-            </w:tcMar>
-          </w:tcPr>
-          <w:p>
-            <w:pPr>
-              <w:spacing w:before="20" w:after="20"/>
-              <w:spacing w:line="264" w:lineRule="auto"/>
-            </w:pPr>
-            <w:r>
-              <w:rPr>
-                <w:rFonts w:ascii="Arial" w:hAnsi="Arial" w:eastAsia="Arial"/>
-                <w:b w:val="0"/>
-                <w:caps w:val="0"/>
-                <w:color w:val="111111"/>
-                <w:sz w:val="17"/>
-              </w:rPr>
-              <w:t>Menu tool (AIQ Dispense)</w:t>
-            </w:r>
-          </w:p>
-        </w:tc>
-        <w:tc>
-          <w:tcPr>
-            <w:tcW w:type="dxa" w:w="907"/>
-            <w:shd w:val="clear" w:color="auto" w:fill="F2F2F2"/>
-            <w:tcMar>
-              <w:top w:type="dxa" w:w="90"/>
-              <w:left w:type="dxa" w:w="110"/>
-              <w:bottom w:type="dxa" w:w="90"/>
-              <w:right w:type="dxa" w:w="110"/>
-            </w:tcMar>
-          </w:tcPr>
-          <w:p>
-            <w:pPr>
-              <w:spacing w:before="20" w:after="20"/>
-              <w:spacing w:line="264" w:lineRule="auto"/>
-            </w:pPr>
-            <w:r>
-              <w:rPr>
-                <w:rFonts w:ascii="Arial" w:hAnsi="Arial" w:eastAsia="Arial"/>
-                <w:b w:val="0"/>
-                <w:caps w:val="0"/>
-                <w:color w:val="111111"/>
-                <w:sz w:val="17"/>
-              </w:rPr>
-              <w:t>2-4</w:t>
-            </w:r>
-          </w:p>
-        </w:tc>
-        <w:tc>
-          <w:tcPr>
-            <w:tcW w:type="dxa" w:w="6753"/>
-            <w:shd w:val="clear" w:color="auto" w:fill="F2F2F2"/>
-            <w:tcMar>
-              <w:top w:type="dxa" w:w="90"/>
-              <w:left w:type="dxa" w:w="110"/>
-              <w:bottom w:type="dxa" w:w="90"/>
-              <w:right w:type="dxa" w:w="110"/>
-            </w:tcMar>
-          </w:tcPr>
-          <w:p>
-            <w:pPr>
-              <w:spacing w:before="20" w:after="20"/>
-              <w:spacing w:line="264" w:lineRule="auto"/>
-            </w:pPr>
-            <w:r>
-              <w:rPr>
-                <w:rFonts w:ascii="Arial" w:hAnsi="Arial" w:eastAsia="Arial"/>
-                <w:b w:val="0"/>
-                <w:caps w:val="0"/>
-                <w:color w:val="111111"/>
-                <w:sz w:val="17"/>
-              </w:rPr>
-              <w:t>Extends PACKS's existing Dispense proxy Worker; returns stock and deals per store.</w:t>
-            </w:r>
-          </w:p>
-        </w:tc>
-      </w:tr>
-      <w:tr>
-        <w:trPr>
-          <w:cantSplit w:val="true"/>
-        </w:trPr>
-        <w:tc>
-          <w:tcPr>
-            <w:tcW w:type="dxa" w:w="2419"/>
-            <w:tcMar>
-              <w:top w:type="dxa" w:w="90"/>
-              <w:left w:type="dxa" w:w="110"/>
-              <w:bottom w:type="dxa" w:w="90"/>
-              <w:right w:type="dxa" w:w="110"/>
-            </w:tcMar>
-          </w:tcPr>
-          <w:p>
-            <w:pPr>
-              <w:spacing w:before="20" w:after="20"/>
-              <w:spacing w:line="264" w:lineRule="auto"/>
-            </w:pPr>
-            <w:r>
-              <w:rPr>
-                <w:rFonts w:ascii="Arial" w:hAnsi="Arial" w:eastAsia="Arial"/>
-                <w:b w:val="0"/>
-                <w:caps w:val="0"/>
-                <w:color w:val="111111"/>
-                <w:sz w:val="17"/>
-              </w:rPr>
-              <w:t>Transcripts, kill switch, usage report</w:t>
-            </w:r>
-          </w:p>
-        </w:tc>
-        <w:tc>
-          <w:tcPr>
-            <w:tcW w:type="dxa" w:w="907"/>
-            <w:tcMar>
-              <w:top w:type="dxa" w:w="90"/>
-              <w:left w:type="dxa" w:w="110"/>
-              <w:bottom w:type="dxa" w:w="90"/>
-              <w:right w:type="dxa" w:w="110"/>
-            </w:tcMar>
-          </w:tcPr>
-          <w:p>
-            <w:pPr>
-              <w:spacing w:before="20" w:after="20"/>
-              <w:spacing w:line="264" w:lineRule="auto"/>
-            </w:pPr>
-            <w:r>
-              <w:rPr>
-                <w:rFonts w:ascii="Arial" w:hAnsi="Arial" w:eastAsia="Arial"/>
-                <w:b w:val="0"/>
-                <w:caps w:val="0"/>
-                <w:color w:val="111111"/>
-                <w:sz w:val="17"/>
-              </w:rPr>
-              <w:t>4-6</w:t>
-            </w:r>
-          </w:p>
-        </w:tc>
-        <w:tc>
-          <w:tcPr>
-            <w:tcW w:type="dxa" w:w="6753"/>
-            <w:tcMar>
-              <w:top w:type="dxa" w:w="90"/>
-              <w:left w:type="dxa" w:w="110"/>
-              <w:bottom w:type="dxa" w:w="90"/>
-              <w:right w:type="dxa" w:w="110"/>
-            </w:tcMar>
-          </w:tcPr>
-          <w:p>
-            <w:pPr>
-              <w:spacing w:before="20" w:after="20"/>
-              <w:spacing w:line="264" w:lineRule="auto"/>
-            </w:pPr>
-            <w:r>
-              <w:rPr>
-                <w:rFonts w:ascii="Arial" w:hAnsi="Arial" w:eastAsia="Arial"/>
-                <w:b w:val="0"/>
-                <w:caps w:val="0"/>
-                <w:color w:val="111111"/>
-                <w:sz w:val="17"/>
-              </w:rPr>
-              <w:t>No dashboard to reuse: pull transcripts, a Worker on/off flag, a weekly minutes report.</w:t>
-            </w:r>
-          </w:p>
-        </w:tc>
-      </w:tr>
-      <w:tr>
-        <w:trPr>
-          <w:cantSplit w:val="true"/>
-        </w:trPr>
-        <w:tc>
-          <w:tcPr>
-            <w:tcW w:type="dxa" w:w="2419"/>
-            <w:shd w:val="clear" w:color="auto" w:fill="F2F2F2"/>
-            <w:tcMar>
-              <w:top w:type="dxa" w:w="90"/>
-              <w:left w:type="dxa" w:w="110"/>
-              <w:bottom w:type="dxa" w:w="90"/>
-              <w:right w:type="dxa" w:w="110"/>
-            </w:tcMar>
-          </w:tcPr>
-          <w:p>
-            <w:pPr>
-              <w:spacing w:before="20" w:after="20"/>
-              <w:spacing w:line="264" w:lineRule="auto"/>
-            </w:pPr>
-            <w:r>
-              <w:rPr>
-                <w:rFonts w:ascii="Arial" w:hAnsi="Arial" w:eastAsia="Arial"/>
-                <w:b w:val="0"/>
-                <w:caps w:val="0"/>
-                <w:color w:val="111111"/>
-                <w:sz w:val="17"/>
-              </w:rPr>
-              <w:t>Languages</w:t>
-            </w:r>
-          </w:p>
-        </w:tc>
-        <w:tc>
-          <w:tcPr>
-            <w:tcW w:type="dxa" w:w="907"/>
-            <w:shd w:val="clear" w:color="auto" w:fill="F2F2F2"/>
-            <w:tcMar>
-              <w:top w:type="dxa" w:w="90"/>
-              <w:left w:type="dxa" w:w="110"/>
-              <w:bottom w:type="dxa" w:w="90"/>
-              <w:right w:type="dxa" w:w="110"/>
-            </w:tcMar>
-          </w:tcPr>
-          <w:p>
-            <w:pPr>
-              <w:spacing w:before="20" w:after="20"/>
-              <w:spacing w:line="264" w:lineRule="auto"/>
-            </w:pPr>
-            <w:r>
-              <w:rPr>
-                <w:rFonts w:ascii="Arial" w:hAnsi="Arial" w:eastAsia="Arial"/>
-                <w:b w:val="0"/>
-                <w:caps w:val="0"/>
-                <w:color w:val="111111"/>
-                <w:sz w:val="17"/>
-              </w:rPr>
-              <w:t>3-4</w:t>
-            </w:r>
-          </w:p>
-        </w:tc>
-        <w:tc>
-          <w:tcPr>
-            <w:tcW w:type="dxa" w:w="6753"/>
-            <w:shd w:val="clear" w:color="auto" w:fill="F2F2F2"/>
-            <w:tcMar>
-              <w:top w:type="dxa" w:w="90"/>
-              <w:left w:type="dxa" w:w="110"/>
-              <w:bottom w:type="dxa" w:w="90"/>
-              <w:right w:type="dxa" w:w="110"/>
-            </w:tcMar>
-          </w:tcPr>
-          <w:p>
-            <w:pPr>
-              <w:spacing w:before="20" w:after="20"/>
-              <w:spacing w:line="264" w:lineRule="auto"/>
-            </w:pPr>
-            <w:r>
-              <w:rPr>
-                <w:rFonts w:ascii="Arial" w:hAnsi="Arial" w:eastAsia="Arial"/>
-                <w:b w:val="0"/>
-                <w:caps w:val="0"/>
-                <w:color w:val="111111"/>
-                <w:sz w:val="17"/>
-              </w:rPr>
-              <w:t>Config is quick; testing English, Spanish and 3 more with native speakers is not.</w:t>
-            </w:r>
-          </w:p>
-        </w:tc>
-      </w:tr>
-      <w:tr>
-        <w:trPr>
-          <w:cantSplit w:val="true"/>
-        </w:trPr>
-        <w:tc>
-          <w:tcPr>
-            <w:tcW w:type="dxa" w:w="2419"/>
-            <w:tcMar>
-              <w:top w:type="dxa" w:w="90"/>
-              <w:left w:type="dxa" w:w="110"/>
-              <w:bottom w:type="dxa" w:w="90"/>
-              <w:right w:type="dxa" w:w="110"/>
-            </w:tcMar>
-          </w:tcPr>
-          <w:p>
-            <w:pPr>
-              <w:spacing w:before="20" w:after="20"/>
-              <w:spacing w:line="264" w:lineRule="auto"/>
-            </w:pPr>
-            <w:r>
-              <w:rPr>
-                <w:rFonts w:ascii="Arial" w:hAnsi="Arial" w:eastAsia="Arial"/>
-                <w:b w:val="0"/>
-                <w:caps w:val="0"/>
-                <w:color w:val="111111"/>
-                <w:sz w:val="17"/>
-              </w:rPr>
-              <w:t>Load, real-phone testing, launch QA</w:t>
-            </w:r>
-          </w:p>
-        </w:tc>
-        <w:tc>
-          <w:tcPr>
-            <w:tcW w:type="dxa" w:w="907"/>
-            <w:tcMar>
-              <w:top w:type="dxa" w:w="90"/>
-              <w:left w:type="dxa" w:w="110"/>
-              <w:bottom w:type="dxa" w:w="90"/>
-              <w:right w:type="dxa" w:w="110"/>
-            </w:tcMar>
-          </w:tcPr>
-          <w:p>
-            <w:pPr>
-              <w:spacing w:before="20" w:after="20"/>
-              <w:spacing w:line="264" w:lineRule="auto"/>
-            </w:pPr>
-            <w:r>
-              <w:rPr>
-                <w:rFonts w:ascii="Arial" w:hAnsi="Arial" w:eastAsia="Arial"/>
-                <w:b w:val="0"/>
-                <w:caps w:val="0"/>
-                <w:color w:val="111111"/>
-                <w:sz w:val="17"/>
-              </w:rPr>
-              <w:t>5-7</w:t>
-            </w:r>
-          </w:p>
-        </w:tc>
-        <w:tc>
-          <w:tcPr>
-            <w:tcW w:type="dxa" w:w="6753"/>
-            <w:tcMar>
-              <w:top w:type="dxa" w:w="90"/>
-              <w:left w:type="dxa" w:w="110"/>
-              <w:bottom w:type="dxa" w:w="90"/>
-              <w:right w:type="dxa" w:w="110"/>
-            </w:tcMar>
-          </w:tcPr>
-          <w:p>
-            <w:pPr>
-              <w:spacing w:before="20" w:after="20"/>
-              <w:spacing w:line="264" w:lineRule="auto"/>
-            </w:pPr>
-            <w:r>
-              <w:rPr>
-                <w:rFonts w:ascii="Arial" w:hAnsi="Arial" w:eastAsia="Arial"/>
-                <w:b w:val="0"/>
-                <w:caps w:val="0"/>
-                <w:color w:val="111111"/>
-                <w:sz w:val="17"/>
-              </w:rPr>
-              <w:t>Concurrency limits per vendor plan; iPhone and Android on cellular.</w:t>
-            </w:r>
-          </w:p>
-        </w:tc>
-      </w:tr>
-    </w:tbl>
-    <w:p>
-      <w:pPr>
-        <w:spacing w:before="0" w:after="80"/>
-      </w:pPr>
-    </w:p>
-    <w:p>
-      <w:pPr>
-        <w:keepNext/>
-        <w:spacing w:before="200" w:after="60"/>
-      </w:pPr>
-      <w:r>
-        <w:rPr>
-          <w:rFonts w:ascii="Arial" w:hAnsi="Arial" w:eastAsia="Arial"/>
-          <w:b/>
-          <w:caps w:val="0"/>
-          <w:color w:val="111111"/>
-          <w:sz w:val="20"/>
-          <w:spacing w:val="12"/>
-        </w:rPr>
-        <w:t>The stack</w:t>
-      </w:r>
-    </w:p>
-    <w:tbl>
-      <w:tblPr>
-        <w:tblW w:type="auto" w:w="0"/>
-        <w:jc w:val="left"/>
-        <w:tblLayout w:type="fixed"/>
-        <w:tblLook w:firstColumn="1" w:firstRow="1" w:lastColumn="0" w:lastRow="0" w:noHBand="0" w:noVBand="1" w:val="04A0"/>
-        <w:tblLayout w:type="fixed"/>
-        <w:tblW w:type="dxa" w:w="10080"/>
-        <w:tblBorders>
-          <w:top w:val="single" w:color="BFBFBF" w:sz="6"/>
-          <w:bottom w:val="single" w:color="BFBFBF" w:sz="6"/>
-          <w:insideH w:val="single" w:color="BFBFBF" w:sz="4"/>
-          <w:left w:val="none" w:color="FFFFFF" w:sz="0"/>
-          <w:right w:val="none" w:color="FFFFFF" w:sz="0"/>
-          <w:insideV w:val="none" w:color="FFFFFF" w:sz="0"/>
-        </w:tblBorders>
-      </w:tblPr>
-      <w:tblGrid>
-        <w:gridCol w:w="1310"/>
-        <w:gridCol w:w="2016"/>
-        <w:gridCol w:w="3931"/>
-        <w:gridCol w:w="2822"/>
-      </w:tblGrid>
-      <w:tr>
-        <w:trPr>
-          <w:tblHeader w:val="true"/>
-          <w:cantSplit w:val="true"/>
-        </w:trPr>
-        <w:tc>
-          <w:tcPr>
-            <w:tcW w:type="dxa" w:w="1310"/>
-            <w:shd w:val="clear" w:color="auto" w:fill="111111"/>
-            <w:tcMar>
-              <w:top w:type="dxa" w:w="90"/>
-              <w:left w:type="dxa" w:w="110"/>
-              <w:bottom w:type="dxa" w:w="90"/>
-              <w:right w:type="dxa" w:w="110"/>
-            </w:tcMar>
-          </w:tcPr>
-          <w:p>
-            <w:pPr>
-              <w:spacing w:before="20" w:after="20"/>
-              <w:spacing w:line="264" w:lineRule="auto"/>
-            </w:pPr>
-            <w:r>
-              <w:rPr>
-                <w:rFonts w:ascii="Arial" w:hAnsi="Arial" w:eastAsia="Arial"/>
-                <w:b/>
-                <w:caps/>
-                <w:color w:val="FFFFFF"/>
-                <w:sz w:val="17"/>
-                <w:spacing w:val="16"/>
-              </w:rPr>
-              <w:t>Layer</w:t>
-            </w:r>
-          </w:p>
-        </w:tc>
-        <w:tc>
-          <w:tcPr>
-            <w:tcW w:type="dxa" w:w="2016"/>
-            <w:shd w:val="clear" w:color="auto" w:fill="111111"/>
-            <w:tcMar>
-              <w:top w:type="dxa" w:w="90"/>
-              <w:left w:type="dxa" w:w="110"/>
-              <w:bottom w:type="dxa" w:w="90"/>
-              <w:right w:type="dxa" w:w="110"/>
-            </w:tcMar>
-          </w:tcPr>
-          <w:p>
-            <w:pPr>
-              <w:spacing w:before="20" w:after="20"/>
-              <w:spacing w:line="264" w:lineRule="auto"/>
-            </w:pPr>
-            <w:r>
-              <w:rPr>
-                <w:rFonts w:ascii="Arial" w:hAnsi="Arial" w:eastAsia="Arial"/>
-                <w:b/>
-                <w:caps/>
-                <w:color w:val="FFFFFF"/>
-                <w:sz w:val="17"/>
-                <w:spacing w:val="16"/>
-              </w:rPr>
-              <w:t>Choice</w:t>
-            </w:r>
-          </w:p>
-        </w:tc>
-        <w:tc>
-          <w:tcPr>
-            <w:tcW w:type="dxa" w:w="3931"/>
-            <w:shd w:val="clear" w:color="auto" w:fill="111111"/>
-            <w:tcMar>
-              <w:top w:type="dxa" w:w="90"/>
-              <w:left w:type="dxa" w:w="110"/>
-              <w:bottom w:type="dxa" w:w="90"/>
-              <w:right w:type="dxa" w:w="110"/>
-            </w:tcMar>
-          </w:tcPr>
-          <w:p>
-            <w:pPr>
-              <w:spacing w:before="20" w:after="20"/>
-              <w:spacing w:line="264" w:lineRule="auto"/>
-            </w:pPr>
-            <w:r>
-              <w:rPr>
-                <w:rFonts w:ascii="Arial" w:hAnsi="Arial" w:eastAsia="Arial"/>
-                <w:b/>
-                <w:caps/>
-                <w:color w:val="FFFFFF"/>
-                <w:sz w:val="17"/>
-                <w:spacing w:val="16"/>
-              </w:rPr>
-              <w:t>Why</w:t>
-            </w:r>
-          </w:p>
-        </w:tc>
-        <w:tc>
-          <w:tcPr>
-            <w:tcW w:type="dxa" w:w="2822"/>
-            <w:shd w:val="clear" w:color="auto" w:fill="111111"/>
-            <w:tcMar>
-              <w:top w:type="dxa" w:w="90"/>
-              <w:left w:type="dxa" w:w="110"/>
-              <w:bottom w:type="dxa" w:w="90"/>
-              <w:right w:type="dxa" w:w="110"/>
-            </w:tcMar>
-          </w:tcPr>
-          <w:p>
-            <w:pPr>
-              <w:spacing w:before="20" w:after="20"/>
-              <w:spacing w:line="264" w:lineRule="auto"/>
-            </w:pPr>
-            <w:r>
-              <w:rPr>
-                <w:rFonts w:ascii="Arial" w:hAnsi="Arial" w:eastAsia="Arial"/>
-                <w:b/>
-                <w:caps/>
-                <w:color w:val="FFFFFF"/>
-                <w:sz w:val="17"/>
-                <w:spacing w:val="16"/>
-              </w:rPr>
-              <w:t>Alternative</w:t>
-            </w:r>
-          </w:p>
-        </w:tc>
-      </w:tr>
-      <w:tr>
-        <w:trPr>
-          <w:cantSplit w:val="true"/>
-        </w:trPr>
-        <w:tc>
-          <w:tcPr>
-            <w:tcW w:type="dxa" w:w="1310"/>
-            <w:tcMar>
-              <w:top w:type="dxa" w:w="90"/>
-              <w:left w:type="dxa" w:w="110"/>
-              <w:bottom w:type="dxa" w:w="90"/>
-              <w:right w:type="dxa" w:w="110"/>
-            </w:tcMar>
-          </w:tcPr>
-          <w:p>
-            <w:pPr>
-              <w:spacing w:before="20" w:after="20"/>
-              <w:spacing w:line="264" w:lineRule="auto"/>
-            </w:pPr>
-            <w:r>
-              <w:rPr>
-                <w:rFonts w:ascii="Arial" w:hAnsi="Arial" w:eastAsia="Arial"/>
-                <w:b w:val="0"/>
-                <w:caps w:val="0"/>
-                <w:color w:val="111111"/>
-                <w:sz w:val="17"/>
-              </w:rPr>
-              <w:t>Brain and voice</w:t>
-            </w:r>
-          </w:p>
-        </w:tc>
-        <w:tc>
-          <w:tcPr>
-            <w:tcW w:type="dxa" w:w="2016"/>
-            <w:tcMar>
-              <w:top w:type="dxa" w:w="90"/>
-              <w:left w:type="dxa" w:w="110"/>
-              <w:bottom w:type="dxa" w:w="90"/>
-              <w:right w:type="dxa" w:w="110"/>
-            </w:tcMar>
-          </w:tcPr>
-          <w:p>
-            <w:pPr>
-              <w:spacing w:before="20" w:after="20"/>
-              <w:spacing w:line="264" w:lineRule="auto"/>
-            </w:pPr>
-            <w:r>
-              <w:rPr>
-                <w:rFonts w:ascii="Arial" w:hAnsi="Arial" w:eastAsia="Arial"/>
-                <w:b w:val="0"/>
-                <w:caps w:val="0"/>
-                <w:color w:val="111111"/>
-                <w:sz w:val="17"/>
-              </w:rPr>
-              <w:t>ElevenLabs Agents</w:t>
-            </w:r>
-          </w:p>
-        </w:tc>
-        <w:tc>
-          <w:tcPr>
-            <w:tcW w:type="dxa" w:w="3931"/>
-            <w:tcMar>
-              <w:top w:type="dxa" w:w="90"/>
-              <w:left w:type="dxa" w:w="110"/>
-              <w:bottom w:type="dxa" w:w="90"/>
-              <w:right w:type="dxa" w:w="110"/>
-            </w:tcMar>
-          </w:tcPr>
-          <w:p>
-            <w:pPr>
-              <w:spacing w:before="20" w:after="20"/>
-              <w:spacing w:line="264" w:lineRule="auto"/>
-            </w:pPr>
-            <w:r>
-              <w:rPr>
-                <w:rFonts w:ascii="Arial" w:hAnsi="Arial" w:eastAsia="Arial"/>
-                <w:b w:val="0"/>
-                <w:caps w:val="0"/>
-                <w:color w:val="111111"/>
-                <w:sz w:val="17"/>
-              </w:rPr>
-              <w:t>30+ languages, tool calls, built-in knowledge base</w:t>
-            </w:r>
-          </w:p>
-        </w:tc>
-        <w:tc>
-          <w:tcPr>
-            <w:tcW w:type="dxa" w:w="2822"/>
-            <w:tcMar>
-              <w:top w:type="dxa" w:w="90"/>
-              <w:left w:type="dxa" w:w="110"/>
-              <w:bottom w:type="dxa" w:w="90"/>
-              <w:right w:type="dxa" w:w="110"/>
-            </w:tcMar>
-          </w:tcPr>
-          <w:p>
-            <w:pPr>
-              <w:spacing w:before="20" w:after="20"/>
-              <w:spacing w:line="264" w:lineRule="auto"/>
-            </w:pPr>
-            <w:r>
-              <w:rPr>
-                <w:rFonts w:ascii="Arial" w:hAnsi="Arial" w:eastAsia="Arial"/>
-                <w:b w:val="0"/>
-                <w:caps w:val="0"/>
-                <w:color w:val="111111"/>
-                <w:sz w:val="17"/>
-              </w:rPr>
-              <w:t>Anam full stack: cheaper per minute, less guardrail control</w:t>
-            </w:r>
-          </w:p>
-        </w:tc>
-      </w:tr>
-      <w:tr>
-        <w:trPr>
-          <w:cantSplit w:val="true"/>
-        </w:trPr>
-        <w:tc>
-          <w:tcPr>
-            <w:tcW w:type="dxa" w:w="1310"/>
-            <w:shd w:val="clear" w:color="auto" w:fill="F2F2F2"/>
-            <w:tcMar>
-              <w:top w:type="dxa" w:w="90"/>
-              <w:left w:type="dxa" w:w="110"/>
-              <w:bottom w:type="dxa" w:w="90"/>
-              <w:right w:type="dxa" w:w="110"/>
-            </w:tcMar>
-          </w:tcPr>
-          <w:p>
-            <w:pPr>
-              <w:spacing w:before="20" w:after="20"/>
-              <w:spacing w:line="264" w:lineRule="auto"/>
-            </w:pPr>
-            <w:r>
-              <w:rPr>
-                <w:rFonts w:ascii="Arial" w:hAnsi="Arial" w:eastAsia="Arial"/>
-                <w:b w:val="0"/>
-                <w:caps w:val="0"/>
-                <w:color w:val="111111"/>
-                <w:sz w:val="17"/>
-              </w:rPr>
-              <w:t>Face</w:t>
-            </w:r>
-          </w:p>
-        </w:tc>
-        <w:tc>
-          <w:tcPr>
-            <w:tcW w:type="dxa" w:w="2016"/>
-            <w:shd w:val="clear" w:color="auto" w:fill="F2F2F2"/>
-            <w:tcMar>
-              <w:top w:type="dxa" w:w="90"/>
-              <w:left w:type="dxa" w:w="110"/>
-              <w:bottom w:type="dxa" w:w="90"/>
-              <w:right w:type="dxa" w:w="110"/>
-            </w:tcMar>
-          </w:tcPr>
-          <w:p>
-            <w:pPr>
-              <w:spacing w:before="20" w:after="20"/>
-              <w:spacing w:line="264" w:lineRule="auto"/>
-            </w:pPr>
-            <w:r>
-              <w:rPr>
-                <w:rFonts w:ascii="Arial" w:hAnsi="Arial" w:eastAsia="Arial"/>
-                <w:b w:val="0"/>
-                <w:caps w:val="0"/>
-                <w:color w:val="111111"/>
-                <w:sz w:val="17"/>
-              </w:rPr>
-              <w:t>LiveAvatar LITE or D-ID</w:t>
-            </w:r>
-          </w:p>
-        </w:tc>
-        <w:tc>
-          <w:tcPr>
-            <w:tcW w:type="dxa" w:w="3931"/>
-            <w:shd w:val="clear" w:color="auto" w:fill="F2F2F2"/>
-            <w:tcMar>
-              <w:top w:type="dxa" w:w="90"/>
-              <w:left w:type="dxa" w:w="110"/>
-              <w:bottom w:type="dxa" w:w="90"/>
-              <w:right w:type="dxa" w:w="110"/>
-            </w:tcMar>
-          </w:tcPr>
-          <w:p>
-            <w:pPr>
-              <w:spacing w:before="20" w:after="20"/>
-              <w:spacing w:line="264" w:lineRule="auto"/>
-            </w:pPr>
-            <w:r>
-              <w:rPr>
-                <w:rFonts w:ascii="Arial" w:hAnsi="Arial" w:eastAsia="Arial"/>
-                <w:b w:val="0"/>
-                <w:caps w:val="0"/>
-                <w:color w:val="111111"/>
-                <w:sz w:val="17"/>
-              </w:rPr>
-              <w:t>Face only, so the guardrails stay in our agent</w:t>
-            </w:r>
-          </w:p>
-        </w:tc>
-        <w:tc>
-          <w:tcPr>
-            <w:tcW w:type="dxa" w:w="2822"/>
-            <w:shd w:val="clear" w:color="auto" w:fill="F2F2F2"/>
-            <w:tcMar>
-              <w:top w:type="dxa" w:w="90"/>
-              <w:left w:type="dxa" w:w="110"/>
-              <w:bottom w:type="dxa" w:w="90"/>
-              <w:right w:type="dxa" w:w="110"/>
-            </w:tcMar>
-          </w:tcPr>
-          <w:p>
-            <w:pPr>
-              <w:spacing w:before="20" w:after="20"/>
-              <w:spacing w:line="264" w:lineRule="auto"/>
-            </w:pPr>
-            <w:r>
-              <w:rPr>
-                <w:rFonts w:ascii="Arial" w:hAnsi="Arial" w:eastAsia="Arial"/>
-                <w:b w:val="0"/>
-                <w:caps w:val="0"/>
-                <w:color w:val="111111"/>
-                <w:sz w:val="17"/>
-              </w:rPr>
-              <w:t>Tavus: priciest</w:t>
-            </w:r>
-          </w:p>
-        </w:tc>
-      </w:tr>
-      <w:tr>
-        <w:trPr>
-          <w:cantSplit w:val="true"/>
-        </w:trPr>
-        <w:tc>
-          <w:tcPr>
-            <w:tcW w:type="dxa" w:w="1310"/>
-            <w:tcMar>
-              <w:top w:type="dxa" w:w="90"/>
-              <w:left w:type="dxa" w:w="110"/>
-              <w:bottom w:type="dxa" w:w="90"/>
-              <w:right w:type="dxa" w:w="110"/>
-            </w:tcMar>
-          </w:tcPr>
-          <w:p>
-            <w:pPr>
-              <w:spacing w:before="20" w:after="20"/>
-              <w:spacing w:line="264" w:lineRule="auto"/>
-            </w:pPr>
-            <w:r>
-              <w:rPr>
-                <w:rFonts w:ascii="Arial" w:hAnsi="Arial" w:eastAsia="Arial"/>
-                <w:b w:val="0"/>
-                <w:caps w:val="0"/>
-                <w:color w:val="111111"/>
-                <w:sz w:val="17"/>
-              </w:rPr>
-              <w:t>Backend</w:t>
-            </w:r>
-          </w:p>
-        </w:tc>
-        <w:tc>
-          <w:tcPr>
-            <w:tcW w:type="dxa" w:w="2016"/>
-            <w:tcMar>
-              <w:top w:type="dxa" w:w="90"/>
-              <w:left w:type="dxa" w:w="110"/>
-              <w:bottom w:type="dxa" w:w="90"/>
-              <w:right w:type="dxa" w:w="110"/>
-            </w:tcMar>
-          </w:tcPr>
-          <w:p>
-            <w:pPr>
-              <w:spacing w:before="20" w:after="20"/>
-              <w:spacing w:line="264" w:lineRule="auto"/>
-            </w:pPr>
-            <w:r>
-              <w:rPr>
-                <w:rFonts w:ascii="Arial" w:hAnsi="Arial" w:eastAsia="Arial"/>
-                <w:b w:val="0"/>
-                <w:caps w:val="0"/>
-                <w:color w:val="111111"/>
-                <w:sz w:val="17"/>
-              </w:rPr>
-              <w:t>Cloudflare Worker</w:t>
-            </w:r>
-          </w:p>
-        </w:tc>
-        <w:tc>
-          <w:tcPr>
-            <w:tcW w:type="dxa" w:w="3931"/>
-            <w:tcMar>
-              <w:top w:type="dxa" w:w="90"/>
-              <w:left w:type="dxa" w:w="110"/>
-              <w:bottom w:type="dxa" w:w="90"/>
-              <w:right w:type="dxa" w:w="110"/>
-            </w:tcMar>
-          </w:tcPr>
-          <w:p>
-            <w:pPr>
-              <w:spacing w:before="20" w:after="20"/>
-              <w:spacing w:line="264" w:lineRule="auto"/>
-            </w:pPr>
-            <w:r>
-              <w:rPr>
-                <w:rFonts w:ascii="Arial" w:hAnsi="Arial" w:eastAsia="Arial"/>
-                <w:b w:val="0"/>
-                <w:caps w:val="0"/>
-                <w:color w:val="111111"/>
-                <w:sz w:val="17"/>
-              </w:rPr>
-              <w:t>PACKS already runs Workers for AIQ and Dispense</w:t>
-            </w:r>
-          </w:p>
-        </w:tc>
-        <w:tc>
-          <w:tcPr>
-            <w:tcW w:type="dxa" w:w="2822"/>
-            <w:tcMar>
-              <w:top w:type="dxa" w:w="90"/>
-              <w:left w:type="dxa" w:w="110"/>
-              <w:bottom w:type="dxa" w:w="90"/>
-              <w:right w:type="dxa" w:w="110"/>
-            </w:tcMar>
-          </w:tcPr>
-          <w:p>
-            <w:pPr>
-              <w:spacing w:before="20" w:after="20"/>
-              <w:spacing w:line="264" w:lineRule="auto"/>
-            </w:pPr>
-            <w:r>
-              <w:rPr>
-                <w:rFonts w:ascii="Arial" w:hAnsi="Arial" w:eastAsia="Arial"/>
-                <w:b w:val="0"/>
-                <w:caps w:val="0"/>
-                <w:color w:val="111111"/>
-                <w:sz w:val="17"/>
-              </w:rPr>
-              <w:t>A Node server: more upkeep</w:t>
-            </w:r>
-          </w:p>
-        </w:tc>
-      </w:tr>
-      <w:tr>
-        <w:trPr>
-          <w:cantSplit w:val="true"/>
-        </w:trPr>
-        <w:tc>
-          <w:tcPr>
-            <w:tcW w:type="dxa" w:w="1310"/>
-            <w:shd w:val="clear" w:color="auto" w:fill="F2F2F2"/>
-            <w:tcMar>
-              <w:top w:type="dxa" w:w="90"/>
-              <w:left w:type="dxa" w:w="110"/>
-              <w:bottom w:type="dxa" w:w="90"/>
-              <w:right w:type="dxa" w:w="110"/>
-            </w:tcMar>
-          </w:tcPr>
-          <w:p>
-            <w:pPr>
-              <w:spacing w:before="20" w:after="20"/>
-              <w:spacing w:line="264" w:lineRule="auto"/>
-            </w:pPr>
-            <w:r>
-              <w:rPr>
-                <w:rFonts w:ascii="Arial" w:hAnsi="Arial" w:eastAsia="Arial"/>
-                <w:b w:val="0"/>
-                <w:caps w:val="0"/>
-                <w:color w:val="111111"/>
-                <w:sz w:val="17"/>
-              </w:rPr>
-              <w:t>Menu</w:t>
-            </w:r>
-          </w:p>
-        </w:tc>
-        <w:tc>
-          <w:tcPr>
-            <w:tcW w:type="dxa" w:w="2016"/>
-            <w:shd w:val="clear" w:color="auto" w:fill="F2F2F2"/>
-            <w:tcMar>
-              <w:top w:type="dxa" w:w="90"/>
-              <w:left w:type="dxa" w:w="110"/>
-              <w:bottom w:type="dxa" w:w="90"/>
-              <w:right w:type="dxa" w:w="110"/>
-            </w:tcMar>
-          </w:tcPr>
-          <w:p>
-            <w:pPr>
-              <w:spacing w:before="20" w:after="20"/>
-              <w:spacing w:line="264" w:lineRule="auto"/>
-            </w:pPr>
-            <w:r>
-              <w:rPr>
-                <w:rFonts w:ascii="Arial" w:hAnsi="Arial" w:eastAsia="Arial"/>
-                <w:b w:val="0"/>
-                <w:caps w:val="0"/>
-                <w:color w:val="111111"/>
-                <w:sz w:val="17"/>
-              </w:rPr>
-              <w:t>AIQ Dispense API</w:t>
-            </w:r>
-          </w:p>
-        </w:tc>
-        <w:tc>
-          <w:tcPr>
-            <w:tcW w:type="dxa" w:w="3931"/>
-            <w:shd w:val="clear" w:color="auto" w:fill="F2F2F2"/>
-            <w:tcMar>
-              <w:top w:type="dxa" w:w="90"/>
-              <w:left w:type="dxa" w:w="110"/>
-              <w:bottom w:type="dxa" w:w="90"/>
-              <w:right w:type="dxa" w:w="110"/>
-            </w:tcMar>
-          </w:tcPr>
-          <w:p>
-            <w:pPr>
-              <w:spacing w:before="20" w:after="20"/>
-              <w:spacing w:line="264" w:lineRule="auto"/>
-            </w:pPr>
-            <w:r>
-              <w:rPr>
-                <w:rFonts w:ascii="Arial" w:hAnsi="Arial" w:eastAsia="Arial"/>
-                <w:b w:val="0"/>
-                <w:caps w:val="0"/>
-                <w:color w:val="111111"/>
-                <w:sz w:val="17"/>
-              </w:rPr>
-              <w:t>Live today; the proxy Worker already exists</w:t>
-            </w:r>
-          </w:p>
-        </w:tc>
-        <w:tc>
-          <w:tcPr>
-            <w:tcW w:type="dxa" w:w="2822"/>
-            <w:shd w:val="clear" w:color="auto" w:fill="F2F2F2"/>
-            <w:tcMar>
-              <w:top w:type="dxa" w:w="90"/>
-              <w:left w:type="dxa" w:w="110"/>
-              <w:bottom w:type="dxa" w:w="90"/>
-              <w:right w:type="dxa" w:w="110"/>
-            </w:tcMar>
-          </w:tcPr>
-          <w:p>
-            <w:pPr>
-              <w:spacing w:before="20" w:after="20"/>
-              <w:spacing w:line="264" w:lineRule="auto"/>
-            </w:pPr>
-            <w:r>
-              <w:rPr>
-                <w:rFonts w:ascii="Arial" w:hAnsi="Arial" w:eastAsia="Arial"/>
-                <w:b w:val="0"/>
-                <w:caps w:val="0"/>
-                <w:color w:val="111111"/>
-                <w:sz w:val="17"/>
-              </w:rPr>
-              <w:t>Flowhub Ecomm, once built</w:t>
-            </w:r>
-          </w:p>
-        </w:tc>
-      </w:tr>
-      <w:tr>
-        <w:trPr>
-          <w:cantSplit w:val="true"/>
-        </w:trPr>
-        <w:tc>
-          <w:tcPr>
-            <w:tcW w:type="dxa" w:w="1310"/>
-            <w:tcMar>
-              <w:top w:type="dxa" w:w="90"/>
-              <w:left w:type="dxa" w:w="110"/>
-              <w:bottom w:type="dxa" w:w="90"/>
-              <w:right w:type="dxa" w:w="110"/>
-            </w:tcMar>
-          </w:tcPr>
-          <w:p>
-            <w:pPr>
-              <w:spacing w:before="20" w:after="20"/>
-              <w:spacing w:line="264" w:lineRule="auto"/>
-            </w:pPr>
-            <w:r>
-              <w:rPr>
-                <w:rFonts w:ascii="Arial" w:hAnsi="Arial" w:eastAsia="Arial"/>
-                <w:b w:val="0"/>
-                <w:caps w:val="0"/>
-                <w:color w:val="111111"/>
-                <w:sz w:val="17"/>
-              </w:rPr>
-              <w:t>Site</w:t>
-            </w:r>
-          </w:p>
-        </w:tc>
-        <w:tc>
-          <w:tcPr>
-            <w:tcW w:type="dxa" w:w="2016"/>
-            <w:tcMar>
-              <w:top w:type="dxa" w:w="90"/>
-              <w:left w:type="dxa" w:w="110"/>
-              <w:bottom w:type="dxa" w:w="90"/>
-              <w:right w:type="dxa" w:w="110"/>
-            </w:tcMar>
-          </w:tcPr>
-          <w:p>
-            <w:pPr>
-              <w:spacing w:before="20" w:after="20"/>
-              <w:spacing w:line="264" w:lineRule="auto"/>
-            </w:pPr>
-            <w:r>
-              <w:rPr>
-                <w:rFonts w:ascii="Arial" w:hAnsi="Arial" w:eastAsia="Arial"/>
-                <w:b w:val="0"/>
-                <w:caps w:val="0"/>
-                <w:color w:val="111111"/>
-                <w:sz w:val="17"/>
-              </w:rPr>
-              <w:t>Shopify theme section</w:t>
-            </w:r>
-          </w:p>
-        </w:tc>
-        <w:tc>
-          <w:tcPr>
-            <w:tcW w:type="dxa" w:w="3931"/>
-            <w:tcMar>
-              <w:top w:type="dxa" w:w="90"/>
-              <w:left w:type="dxa" w:w="110"/>
-              <w:bottom w:type="dxa" w:w="90"/>
-              <w:right w:type="dxa" w:w="110"/>
-            </w:tcMar>
-          </w:tcPr>
-          <w:p>
-            <w:pPr>
-              <w:spacing w:before="20" w:after="20"/>
-              <w:spacing w:line="264" w:lineRule="auto"/>
-            </w:pPr>
-            <w:r>
-              <w:rPr>
-                <w:rFonts w:ascii="Arial" w:hAnsi="Arial" w:eastAsia="Arial"/>
-                <w:b w:val="0"/>
-                <w:caps w:val="0"/>
-                <w:color w:val="111111"/>
-                <w:sz w:val="17"/>
-              </w:rPr>
-              <w:t>Where packsclub.com lives now</w:t>
-            </w:r>
-          </w:p>
-        </w:tc>
-        <w:tc>
-          <w:tcPr>
-            <w:tcW w:type="dxa" w:w="2822"/>
-            <w:tcMar>
-              <w:top w:type="dxa" w:w="90"/>
-              <w:left w:type="dxa" w:w="110"/>
-              <w:bottom w:type="dxa" w:w="90"/>
-              <w:right w:type="dxa" w:w="110"/>
-            </w:tcMar>
-          </w:tcPr>
-          <w:p>
-            <w:pPr>
-              <w:spacing w:before="20" w:after="20"/>
-              <w:spacing w:line="264" w:lineRule="auto"/>
-            </w:pPr>
-            <w:r>
-              <w:rPr>
-                <w:rFonts w:ascii="Arial" w:hAnsi="Arial" w:eastAsia="Arial"/>
-                <w:b w:val="0"/>
-                <w:caps w:val="0"/>
-                <w:color w:val="111111"/>
-                <w:sz w:val="17"/>
-              </w:rPr>
-              <w:t>Next.js site, after migration</w:t>
-            </w:r>
-          </w:p>
-        </w:tc>
-      </w:tr>
-    </w:tbl>
-    <w:p>
-      <w:pPr>
-        <w:spacing w:before="0" w:after="80"/>
-      </w:pPr>
-    </w:p>
-    <w:p>
-      <w:pPr>
-        <w:keepNext/>
-        <w:spacing w:before="200" w:after="60"/>
-      </w:pPr>
-      <w:r>
-        <w:rPr>
-          <w:rFonts w:ascii="Arial" w:hAnsi="Arial" w:eastAsia="Arial"/>
-          <w:b/>
-          <w:caps w:val="0"/>
-          <w:color w:val="111111"/>
-          <w:sz w:val="20"/>
-          <w:spacing w:val="12"/>
-        </w:rPr>
-        <w:t>Monthly upkeep, 4-8 hours</w:t>
+        <w:t>Estimates, not measured. This is the work PACKS carries every month after launch.</w:t>
       </w:r>
     </w:p>
     <w:tbl>
@@ -4498,7 +2469,7 @@
                 <w:color w:val="111111"/>
                 <w:sz w:val="17"/>
               </w:rPr>
-              <w:t>Vendor SDK, API and model changes</w:t>
+              <w:t>Provider SDK, API and model changes</w:t>
             </w:r>
           </w:p>
         </w:tc>
@@ -4873,6 +2844,278 @@
         <w:t>the first, fourth and fifth rows are shared once other clients join; until then the same hours land on LumiLink.</w:t>
       </w:r>
     </w:p>
+    <w:p>
+      <w:pPr>
+        <w:spacing w:before="360" w:after="100"/>
+        <w:keepNext/>
+        <w:pBdr>
+          <w:bottom w:val="single" w:color="111111" w:sz="12" w:space="6"/>
+        </w:pBdr>
+      </w:pPr>
+      <w:r>
+        <w:rPr>
+          <w:rFonts w:ascii="Arial" w:hAnsi="Arial" w:eastAsia="Arial"/>
+          <w:b/>
+          <w:caps/>
+          <w:color w:val="111111"/>
+          <w:sz w:val="24"/>
+          <w:spacing w:val="30"/>
+        </w:rPr>
+        <w:t>Rules and Risks</w:t>
+      </w:r>
+    </w:p>
+    <w:p>
+      <w:pPr>
+        <w:pStyle w:val="ListBullet"/>
+        <w:spacing w:before="40" w:after="40"/>
+        <w:spacing w:line="264" w:lineRule="auto"/>
+      </w:pPr>
+      <w:r>
+        <w:rPr>
+          <w:rFonts w:ascii="Arial" w:hAnsi="Arial" w:eastAsia="Arial"/>
+          <w:b/>
+          <w:caps w:val="0"/>
+          <w:color w:val="111111"/>
+          <w:sz w:val="19"/>
+        </w:rPr>
+        <w:t xml:space="preserve">One developer: </w:t>
+      </w:r>
+      <w:r>
+        <w:rPr>
+          <w:rFonts w:ascii="Arial" w:hAnsi="Arial" w:eastAsia="Arial"/>
+          <w:b w:val="0"/>
+          <w:caps w:val="0"/>
+          <w:color w:val="111111"/>
+          <w:sz w:val="19"/>
+        </w:rPr>
+        <w:t>if that person is out, nobody fixes an outage or a guardrail slip; the same holds on LumiLink if one developer runs it.</w:t>
+      </w:r>
+    </w:p>
+    <w:p>
+      <w:pPr>
+        <w:pStyle w:val="ListBullet"/>
+        <w:spacing w:before="40" w:after="40"/>
+        <w:spacing w:line="264" w:lineRule="auto"/>
+      </w:pPr>
+      <w:r>
+        <w:rPr>
+          <w:rFonts w:ascii="Arial" w:hAnsi="Arial" w:eastAsia="Arial"/>
+          <w:b/>
+          <w:caps w:val="0"/>
+          <w:color w:val="111111"/>
+          <w:sz w:val="19"/>
+        </w:rPr>
+        <w:t xml:space="preserve">California: </w:t>
+      </w:r>
+      <w:r>
+        <w:rPr>
+          <w:rFonts w:ascii="Arial" w:hAnsi="Arial" w:eastAsia="Arial"/>
+          <w:b w:val="0"/>
+          <w:caps w:val="0"/>
+          <w:color w:val="111111"/>
+          <w:sz w:val="19"/>
+        </w:rPr>
+        <w:t>no medical or effect claims, 21+ gate, recording and AI disclosure; counsel reviews.</w:t>
+      </w:r>
+    </w:p>
+    <w:p>
+      <w:pPr>
+        <w:pStyle w:val="ListBullet"/>
+        <w:spacing w:before="40" w:after="40"/>
+        <w:spacing w:line="264" w:lineRule="auto"/>
+      </w:pPr>
+      <w:r>
+        <w:rPr>
+          <w:rFonts w:ascii="Arial" w:hAnsi="Arial" w:eastAsia="Arial"/>
+          <w:b/>
+          <w:caps w:val="0"/>
+          <w:color w:val="111111"/>
+          <w:sz w:val="19"/>
+        </w:rPr>
+        <w:t xml:space="preserve">Open to the public: </w:t>
+      </w:r>
+      <w:r>
+        <w:rPr>
+          <w:rFonts w:ascii="Arial" w:hAnsi="Arial" w:eastAsia="Arial"/>
+          <w:b w:val="0"/>
+          <w:caps w:val="0"/>
+          <w:color w:val="111111"/>
+          <w:sz w:val="19"/>
+        </w:rPr>
+        <w:t>no login, so minute caps and rate limits ship on day one.</w:t>
+      </w:r>
+    </w:p>
+    <w:p>
+      <w:pPr>
+        <w:pStyle w:val="ListBullet"/>
+        <w:spacing w:before="40" w:after="40"/>
+        <w:spacing w:line="264" w:lineRule="auto"/>
+      </w:pPr>
+      <w:r>
+        <w:rPr>
+          <w:rFonts w:ascii="Arial" w:hAnsi="Arial" w:eastAsia="Arial"/>
+          <w:b/>
+          <w:caps w:val="0"/>
+          <w:color w:val="111111"/>
+          <w:sz w:val="19"/>
+        </w:rPr>
+        <w:t xml:space="preserve">Menu platform: </w:t>
+      </w:r>
+      <w:r>
+        <w:rPr>
+          <w:rFonts w:ascii="Arial" w:hAnsi="Arial" w:eastAsia="Arial"/>
+          <w:b w:val="0"/>
+          <w:caps w:val="0"/>
+          <w:color w:val="111111"/>
+          <w:sz w:val="19"/>
+        </w:rPr>
+        <w:t>built on AIQ Dispense; the Flowhub swap costs 4-6 more hours.</w:t>
+      </w:r>
+    </w:p>
+    <w:p>
+      <w:pPr>
+        <w:spacing w:before="360" w:after="100"/>
+        <w:keepNext/>
+        <w:pBdr>
+          <w:bottom w:val="single" w:color="111111" w:sz="12" w:space="6"/>
+        </w:pBdr>
+      </w:pPr>
+      <w:r>
+        <w:rPr>
+          <w:rFonts w:ascii="Arial" w:hAnsi="Arial" w:eastAsia="Arial"/>
+          <w:b/>
+          <w:caps/>
+          <w:color w:val="111111"/>
+          <w:sz w:val="24"/>
+          <w:spacing w:val="30"/>
+        </w:rPr>
+        <w:t>Next Steps</w:t>
+      </w:r>
+    </w:p>
+    <w:p>
+      <w:pPr>
+        <w:pStyle w:val="ListBullet"/>
+        <w:spacing w:before="40" w:after="40"/>
+        <w:spacing w:line="264" w:lineRule="auto"/>
+      </w:pPr>
+      <w:r>
+        <w:rPr>
+          <w:rFonts w:ascii="Arial" w:hAnsi="Arial" w:eastAsia="Arial"/>
+          <w:b/>
+          <w:caps w:val="0"/>
+          <w:color w:val="111111"/>
+          <w:sz w:val="19"/>
+        </w:rPr>
+        <w:t xml:space="preserve">Leadership: </w:t>
+      </w:r>
+      <w:r>
+        <w:rPr>
+          <w:rFonts w:ascii="Arial" w:hAnsi="Arial" w:eastAsia="Arial"/>
+          <w:b w:val="0"/>
+          <w:caps w:val="0"/>
+          <w:color w:val="111111"/>
+          <w:sz w:val="19"/>
+        </w:rPr>
+        <w:t>compare this with the LumiLink scope and pick a path.</w:t>
+      </w:r>
+    </w:p>
+    <w:p>
+      <w:pPr>
+        <w:pStyle w:val="ListBullet"/>
+        <w:spacing w:before="40" w:after="40"/>
+        <w:spacing w:line="264" w:lineRule="auto"/>
+      </w:pPr>
+      <w:r>
+        <w:rPr>
+          <w:rFonts w:ascii="Arial" w:hAnsi="Arial" w:eastAsia="Arial"/>
+          <w:b/>
+          <w:caps w:val="0"/>
+          <w:color w:val="111111"/>
+          <w:sz w:val="19"/>
+        </w:rPr>
+        <w:t xml:space="preserve">PACKS brand: </w:t>
+      </w:r>
+      <w:r>
+        <w:rPr>
+          <w:rFonts w:ascii="Arial" w:hAnsi="Arial" w:eastAsia="Arial"/>
+          <w:b w:val="0"/>
+          <w:caps w:val="0"/>
+          <w:color w:val="111111"/>
+          <w:sz w:val="19"/>
+        </w:rPr>
+        <w:t>the avatar's look, name, personality and languages.</w:t>
+      </w:r>
+    </w:p>
+    <w:p>
+      <w:pPr>
+        <w:pStyle w:val="ListBullet"/>
+        <w:spacing w:before="40" w:after="40"/>
+        <w:spacing w:line="264" w:lineRule="auto"/>
+      </w:pPr>
+      <w:r>
+        <w:rPr>
+          <w:rFonts w:ascii="Arial" w:hAnsi="Arial" w:eastAsia="Arial"/>
+          <w:b/>
+          <w:caps w:val="0"/>
+          <w:color w:val="111111"/>
+          <w:sz w:val="19"/>
+        </w:rPr>
+        <w:t xml:space="preserve">Developer: </w:t>
+      </w:r>
+      <w:r>
+        <w:rPr>
+          <w:rFonts w:ascii="Arial" w:hAnsi="Arial" w:eastAsia="Arial"/>
+          <w:b w:val="0"/>
+          <w:caps w:val="0"/>
+          <w:color w:val="111111"/>
+          <w:sz w:val="19"/>
+        </w:rPr>
+        <w:t>confirm the Dispense proxy Worker is deployed; get avatar provider quotes.</w:t>
+      </w:r>
+    </w:p>
+    <w:p>
+      <w:pPr>
+        <w:pStyle w:val="ListBullet"/>
+        <w:spacing w:before="40" w:after="40"/>
+        <w:spacing w:line="264" w:lineRule="auto"/>
+      </w:pPr>
+      <w:r>
+        <w:rPr>
+          <w:rFonts w:ascii="Arial" w:hAnsi="Arial" w:eastAsia="Arial"/>
+          <w:b/>
+          <w:caps w:val="0"/>
+          <w:color w:val="111111"/>
+          <w:sz w:val="19"/>
+        </w:rPr>
+        <w:t xml:space="preserve">Counsel: </w:t>
+      </w:r>
+      <w:r>
+        <w:rPr>
+          <w:rFonts w:ascii="Arial" w:hAnsi="Arial" w:eastAsia="Arial"/>
+          <w:b w:val="0"/>
+          <w:caps w:val="0"/>
+          <w:color w:val="111111"/>
+          <w:sz w:val="19"/>
+        </w:rPr>
+        <w:t>review the guardrail script and disclosures before launch.</w:t>
+      </w:r>
+    </w:p>
+    <w:p>
+      <w:pPr>
+        <w:spacing w:before="200" w:after="120"/>
+        <w:spacing w:line="264" w:lineRule="auto"/>
+      </w:pPr>
+      <w:r>
+        <w:rPr>
+          <w:rFonts w:ascii="Arial" w:hAnsi="Arial" w:eastAsia="Arial"/>
+          <w:b w:val="0"/>
+          <w:caps w:val="0"/>
+          <w:color w:val="6A6A6A"/>
+          <w:sz w:val="15"/>
+        </w:rPr>
+        <w:t>Sources: PACKS theme and Dispense proxy Worker; AIQ Dispense Blueprint API; LumiLink codebase and build history; Akapulu avatar price index, LiveAvatar, D-ID docs, ElevenLabs and Cloudflare pricing pages. Accessed October 14, 2026. Prices are published ranges, not quotes; re-check before committing a budget.</w:t>
+      </w:r>
+    </w:p>
     <w:sectPr>
       <w:headerReference w:type="default" r:id="rId9"/>
       <w:footerReference w:type="default" r:id="rId10"/>
